--- a/documents/docx/05-schedule-of-fees.docx
+++ b/documents/docx/05-schedule-of-fees.docx
@@ -10,10 +10,10 @@
       </w:pPr>
       <w:r>
         <w:rPr>
-          <w:rFonts w:ascii="Calibri" w:cs="Calibri" w:eastAsia="Calibri" w:hAnsi="Calibri"/>
+          <w:rFonts w:ascii="Georgia" w:cs="Georgia" w:eastAsia="Georgia" w:hAnsi="Georgia"/>
           <w:b/>
           <w:bCs/>
-          <w:color w:val="06302E"/>
+          <w:color w:val="1A1A1A"/>
           <w:sz w:val="30"/>
           <w:szCs w:val="30"/>
         </w:rPr>
@@ -26,8 +26,8 @@
       </w:pPr>
       <w:r>
         <w:rPr>
-          <w:rFonts w:ascii="Calibri" w:cs="Calibri" w:eastAsia="Calibri" w:hAnsi="Calibri"/>
-          <w:color w:val="1E2E2C"/>
+          <w:rFonts w:ascii="Georgia" w:cs="Georgia" w:eastAsia="Georgia" w:hAnsi="Georgia"/>
+          <w:color w:val="222222"/>
           <w:sz w:val="21"/>
           <w:szCs w:val="21"/>
         </w:rPr>
@@ -38,12 +38,12 @@
       <w:tblPr>
         <w:tblW w:type="dxa" w:w="9458"/>
         <w:tblBorders>
-          <w:top w:val="single" w:color="C9D6D3" w:sz="2"/>
-          <w:left w:val="single" w:color="C9D6D3" w:sz="2"/>
-          <w:bottom w:val="single" w:color="C9D6D3" w:sz="2"/>
-          <w:right w:val="single" w:color="C9D6D3" w:sz="2"/>
-          <w:insideH w:val="single" w:color="C9D6D3" w:sz="2"/>
-          <w:insideV w:val="single" w:color="C9D6D3" w:sz="2"/>
+          <w:top w:val="single" w:color="C8C8C8" w:sz="2"/>
+          <w:left w:val="single" w:color="C8C8C8" w:sz="2"/>
+          <w:bottom w:val="single" w:color="C8C8C8" w:sz="2"/>
+          <w:right w:val="single" w:color="C8C8C8" w:sz="2"/>
+          <w:insideH w:val="single" w:color="C8C8C8" w:sz="2"/>
+          <w:insideV w:val="single" w:color="C8C8C8" w:sz="2"/>
         </w:tblBorders>
       </w:tblPr>
       <w:tblGrid>
@@ -57,24 +57,24 @@
         <w:tc>
           <w:tcPr>
             <w:tcW w:type="dxa" w:w="4351"/>
-            <w:shd w:fill="EEF4F2" w:val="clear"/>
-            <w:tcMar>
-              <w:top w:type="dxa" w:w="90"/>
-              <w:left w:type="dxa" w:w="130"/>
-              <w:bottom w:type="dxa" w:w="90"/>
-              <w:right w:type="dxa" w:w="130"/>
-            </w:tcMar>
-          </w:tcPr>
-          <w:p>
-            <w:pPr>
-              <w:spacing w:after="0" w:line="250"/>
-            </w:pPr>
-            <w:r>
-              <w:rPr>
-                <w:rFonts w:ascii="Calibri" w:cs="Calibri" w:eastAsia="Calibri" w:hAnsi="Calibri"/>
+            <w:shd w:fill="F2F2F2" w:val="clear"/>
+            <w:tcMar>
+              <w:top w:type="dxa" w:w="90"/>
+              <w:left w:type="dxa" w:w="130"/>
+              <w:bottom w:type="dxa" w:w="90"/>
+              <w:right w:type="dxa" w:w="130"/>
+            </w:tcMar>
+          </w:tcPr>
+          <w:p>
+            <w:pPr>
+              <w:spacing w:after="0" w:line="250"/>
+            </w:pPr>
+            <w:r>
+              <w:rPr>
+                <w:rFonts w:ascii="Georgia" w:cs="Georgia" w:eastAsia="Georgia" w:hAnsi="Georgia"/>
                 <w:b/>
                 <w:bCs/>
-                <w:color w:val="06302E"/>
+                <w:color w:val="1A1A1A"/>
                 <w:sz w:val="20"/>
                 <w:szCs w:val="20"/>
               </w:rPr>
@@ -85,24 +85,24 @@
         <w:tc>
           <w:tcPr>
             <w:tcW w:type="dxa" w:w="5107"/>
-            <w:shd w:fill="EEF4F2" w:val="clear"/>
-            <w:tcMar>
-              <w:top w:type="dxa" w:w="90"/>
-              <w:left w:type="dxa" w:w="130"/>
-              <w:bottom w:type="dxa" w:w="90"/>
-              <w:right w:type="dxa" w:w="130"/>
-            </w:tcMar>
-          </w:tcPr>
-          <w:p>
-            <w:pPr>
-              <w:spacing w:after="0" w:line="250"/>
-            </w:pPr>
-            <w:r>
-              <w:rPr>
-                <w:rFonts w:ascii="Calibri" w:cs="Calibri" w:eastAsia="Calibri" w:hAnsi="Calibri"/>
+            <w:shd w:fill="F2F2F2" w:val="clear"/>
+            <w:tcMar>
+              <w:top w:type="dxa" w:w="90"/>
+              <w:left w:type="dxa" w:w="130"/>
+              <w:bottom w:type="dxa" w:w="90"/>
+              <w:right w:type="dxa" w:w="130"/>
+            </w:tcMar>
+          </w:tcPr>
+          <w:p>
+            <w:pPr>
+              <w:spacing w:after="0" w:line="250"/>
+            </w:pPr>
+            <w:r>
+              <w:rPr>
+                <w:rFonts w:ascii="Georgia" w:cs="Georgia" w:eastAsia="Georgia" w:hAnsi="Georgia"/>
                 <w:b/>
                 <w:bCs/>
-                <w:color w:val="06302E"/>
+                <w:color w:val="1A1A1A"/>
                 <w:sz w:val="20"/>
                 <w:szCs w:val="20"/>
               </w:rPr>
@@ -131,8 +131,8 @@
             </w:pPr>
             <w:r>
               <w:rPr>
-                <w:rFonts w:ascii="Calibri" w:cs="Calibri" w:eastAsia="Calibri" w:hAnsi="Calibri"/>
-                <w:color w:val="1E2E2C"/>
+                <w:rFonts w:ascii="Georgia" w:cs="Georgia" w:eastAsia="Georgia" w:hAnsi="Georgia"/>
+                <w:color w:val="222222"/>
                 <w:sz w:val="20"/>
                 <w:szCs w:val="20"/>
               </w:rPr>
@@ -156,11 +156,11 @@
             </w:pPr>
             <w:r>
               <w:rPr>
-                <w:rFonts w:ascii="Calibri" w:cs="Calibri" w:eastAsia="Calibri" w:hAnsi="Calibri"/>
-                <w:color w:val="1E2E2C"/>
-                <w:sz w:val="20"/>
-                <w:szCs w:val="20"/>
-                <w:shd w:fill="FFF4D6" w:val="clear"/>
+                <w:rFonts w:ascii="Georgia" w:cs="Georgia" w:eastAsia="Georgia" w:hAnsi="Georgia"/>
+                <w:color w:val="222222"/>
+                <w:sz w:val="20"/>
+                <w:szCs w:val="20"/>
+                <w:shd w:fill="ECECEC" w:val="clear"/>
               </w:rPr>
               <w:t xml:space="preserve">[AGREEMENT NUMBER]</w:t>
             </w:r>
@@ -187,8 +187,8 @@
             </w:pPr>
             <w:r>
               <w:rPr>
-                <w:rFonts w:ascii="Calibri" w:cs="Calibri" w:eastAsia="Calibri" w:hAnsi="Calibri"/>
-                <w:color w:val="1E2E2C"/>
+                <w:rFonts w:ascii="Georgia" w:cs="Georgia" w:eastAsia="Georgia" w:hAnsi="Georgia"/>
+                <w:color w:val="222222"/>
                 <w:sz w:val="20"/>
                 <w:szCs w:val="20"/>
               </w:rPr>
@@ -212,11 +212,11 @@
             </w:pPr>
             <w:r>
               <w:rPr>
-                <w:rFonts w:ascii="Calibri" w:cs="Calibri" w:eastAsia="Calibri" w:hAnsi="Calibri"/>
-                <w:color w:val="1E2E2C"/>
-                <w:sz w:val="20"/>
-                <w:szCs w:val="20"/>
-                <w:shd w:fill="FFF4D6" w:val="clear"/>
+                <w:rFonts w:ascii="Georgia" w:cs="Georgia" w:eastAsia="Georgia" w:hAnsi="Georgia"/>
+                <w:color w:val="222222"/>
+                <w:sz w:val="20"/>
+                <w:szCs w:val="20"/>
+                <w:shd w:fill="ECECEC" w:val="clear"/>
               </w:rPr>
               <w:t xml:space="preserve">[BORROWER FULL NAMES]</w:t>
             </w:r>
@@ -243,8 +243,8 @@
             </w:pPr>
             <w:r>
               <w:rPr>
-                <w:rFonts w:ascii="Calibri" w:cs="Calibri" w:eastAsia="Calibri" w:hAnsi="Calibri"/>
-                <w:color w:val="1E2E2C"/>
+                <w:rFonts w:ascii="Georgia" w:cs="Georgia" w:eastAsia="Georgia" w:hAnsi="Georgia"/>
+                <w:color w:val="222222"/>
                 <w:sz w:val="20"/>
                 <w:szCs w:val="20"/>
               </w:rPr>
@@ -268,11 +268,11 @@
             </w:pPr>
             <w:r>
               <w:rPr>
-                <w:rFonts w:ascii="Calibri" w:cs="Calibri" w:eastAsia="Calibri" w:hAnsi="Calibri"/>
-                <w:color w:val="1E2E2C"/>
-                <w:sz w:val="20"/>
-                <w:szCs w:val="20"/>
-                <w:shd w:fill="FFF4D6" w:val="clear"/>
+                <w:rFonts w:ascii="Georgia" w:cs="Georgia" w:eastAsia="Georgia" w:hAnsi="Georgia"/>
+                <w:color w:val="222222"/>
+                <w:sz w:val="20"/>
+                <w:szCs w:val="20"/>
+                <w:shd w:fill="ECECEC" w:val="clear"/>
               </w:rPr>
               <w:t xml:space="preserve">[EFFECTIVE DATE]</w:t>
             </w:r>
@@ -291,8 +291,8 @@
       </w:pPr>
       <w:r>
         <w:rPr>
-          <w:rFonts w:ascii="Calibri" w:cs="Calibri" w:eastAsia="Calibri" w:hAnsi="Calibri"/>
-          <w:color w:val="1E2E2C"/>
+          <w:rFonts w:ascii="Georgia" w:cs="Georgia" w:eastAsia="Georgia" w:hAnsi="Georgia"/>
+          <w:color w:val="222222"/>
           <w:sz w:val="21"/>
           <w:szCs w:val="21"/>
         </w:rPr>
@@ -300,8 +300,8 @@
       </w:r>
       <w:r>
         <w:rPr>
-          <w:rFonts w:ascii="Calibri" w:cs="Calibri" w:eastAsia="Calibri" w:hAnsi="Calibri"/>
-          <w:color w:val="1E2E2C"/>
+          <w:rFonts w:ascii="Georgia" w:cs="Georgia" w:eastAsia="Georgia" w:hAnsi="Georgia"/>
+          <w:color w:val="222222"/>
           <w:sz w:val="21"/>
           <w:szCs w:val="21"/>
         </w:rPr>
@@ -309,8 +309,8 @@
       </w:r>
       <w:r>
         <w:rPr>
-          <w:rFonts w:ascii="Calibri" w:cs="Calibri" w:eastAsia="Calibri" w:hAnsi="Calibri"/>
-          <w:color w:val="1E2E2C"/>
+          <w:rFonts w:ascii="Georgia" w:cs="Georgia" w:eastAsia="Georgia" w:hAnsi="Georgia"/>
+          <w:color w:val="222222"/>
           <w:sz w:val="21"/>
           <w:szCs w:val="21"/>
         </w:rPr>
@@ -320,7 +320,7 @@
     <w:p>
       <w:pPr>
         <w:pBdr>
-          <w:bottom w:val="single" w:color="C9D6D3" w:sz="6"/>
+          <w:bottom w:val="single" w:color="C8C8C8" w:sz="6"/>
         </w:pBdr>
         <w:spacing w:after="200" w:before="200"/>
       </w:pPr>
@@ -329,16 +329,16 @@
       <w:pPr>
         <w:pStyle w:val="Heading2"/>
         <w:pBdr>
-          <w:bottom w:val="single" w:color="12B84F" w:sz="6"/>
+          <w:bottom w:val="single" w:color="8C8C8C" w:sz="6"/>
         </w:pBdr>
         <w:spacing w:after="130" w:before="320"/>
       </w:pPr>
       <w:r>
         <w:rPr>
-          <w:rFonts w:ascii="Calibri" w:cs="Calibri" w:eastAsia="Calibri" w:hAnsi="Calibri"/>
+          <w:rFonts w:ascii="Georgia" w:cs="Georgia" w:eastAsia="Georgia" w:hAnsi="Georgia"/>
           <w:b/>
           <w:bCs/>
-          <w:color w:val="06302E"/>
+          <w:color w:val="1A1A1A"/>
           <w:sz w:val="23"/>
           <w:szCs w:val="23"/>
         </w:rPr>
@@ -352,10 +352,10 @@
       </w:pPr>
       <w:r>
         <w:rPr>
-          <w:rFonts w:ascii="Calibri" w:cs="Calibri" w:eastAsia="Calibri" w:hAnsi="Calibri"/>
+          <w:rFonts w:ascii="Georgia" w:cs="Georgia" w:eastAsia="Georgia" w:hAnsi="Georgia"/>
           <w:b/>
           <w:bCs/>
-          <w:color w:val="06302E"/>
+          <w:color w:val="1A1A1A"/>
           <w:sz w:val="21"/>
           <w:szCs w:val="21"/>
         </w:rPr>
@@ -363,8 +363,8 @@
       </w:r>
       <w:r>
         <w:rPr>
-          <w:rFonts w:ascii="Calibri" w:cs="Calibri" w:eastAsia="Calibri" w:hAnsi="Calibri"/>
-          <w:color w:val="1E2E2C"/>
+          <w:rFonts w:ascii="Georgia" w:cs="Georgia" w:eastAsia="Georgia" w:hAnsi="Georgia"/>
+          <w:color w:val="222222"/>
           <w:sz w:val="21"/>
           <w:szCs w:val="21"/>
         </w:rPr>
@@ -372,10 +372,10 @@
       </w:r>
       <w:r>
         <w:rPr>
-          <w:rFonts w:ascii="Calibri" w:cs="Calibri" w:eastAsia="Calibri" w:hAnsi="Calibri"/>
+          <w:rFonts w:ascii="Georgia" w:cs="Georgia" w:eastAsia="Georgia" w:hAnsi="Georgia"/>
           <w:b/>
           <w:bCs/>
-          <w:color w:val="1E2E2C"/>
+          <w:color w:val="222222"/>
           <w:sz w:val="21"/>
           <w:szCs w:val="21"/>
         </w:rPr>
@@ -383,8 +383,8 @@
       </w:r>
       <w:r>
         <w:rPr>
-          <w:rFonts w:ascii="Calibri" w:cs="Calibri" w:eastAsia="Calibri" w:hAnsi="Calibri"/>
-          <w:color w:val="1E2E2C"/>
+          <w:rFonts w:ascii="Georgia" w:cs="Georgia" w:eastAsia="Georgia" w:hAnsi="Georgia"/>
+          <w:color w:val="222222"/>
           <w:sz w:val="21"/>
           <w:szCs w:val="21"/>
         </w:rPr>
@@ -398,10 +398,10 @@
       </w:pPr>
       <w:r>
         <w:rPr>
-          <w:rFonts w:ascii="Calibri" w:cs="Calibri" w:eastAsia="Calibri" w:hAnsi="Calibri"/>
+          <w:rFonts w:ascii="Georgia" w:cs="Georgia" w:eastAsia="Georgia" w:hAnsi="Georgia"/>
           <w:b/>
           <w:bCs/>
-          <w:color w:val="06302E"/>
+          <w:color w:val="1A1A1A"/>
           <w:sz w:val="21"/>
           <w:szCs w:val="21"/>
         </w:rPr>
@@ -409,8 +409,8 @@
       </w:r>
       <w:r>
         <w:rPr>
-          <w:rFonts w:ascii="Calibri" w:cs="Calibri" w:eastAsia="Calibri" w:hAnsi="Calibri"/>
-          <w:color w:val="1E2E2C"/>
+          <w:rFonts w:ascii="Georgia" w:cs="Georgia" w:eastAsia="Georgia" w:hAnsi="Georgia"/>
+          <w:color w:val="222222"/>
           <w:sz w:val="21"/>
           <w:szCs w:val="21"/>
         </w:rPr>
@@ -418,10 +418,10 @@
       </w:r>
       <w:r>
         <w:rPr>
-          <w:rFonts w:ascii="Calibri" w:cs="Calibri" w:eastAsia="Calibri" w:hAnsi="Calibri"/>
+          <w:rFonts w:ascii="Georgia" w:cs="Georgia" w:eastAsia="Georgia" w:hAnsi="Georgia"/>
           <w:b/>
           <w:bCs/>
-          <w:color w:val="1E2E2C"/>
+          <w:color w:val="222222"/>
           <w:sz w:val="21"/>
           <w:szCs w:val="21"/>
         </w:rPr>
@@ -429,8 +429,8 @@
       </w:r>
       <w:r>
         <w:rPr>
-          <w:rFonts w:ascii="Calibri" w:cs="Calibri" w:eastAsia="Calibri" w:hAnsi="Calibri"/>
-          <w:color w:val="1E2E2C"/>
+          <w:rFonts w:ascii="Georgia" w:cs="Georgia" w:eastAsia="Georgia" w:hAnsi="Georgia"/>
+          <w:color w:val="222222"/>
           <w:sz w:val="21"/>
           <w:szCs w:val="21"/>
         </w:rPr>
@@ -444,10 +444,10 @@
       </w:pPr>
       <w:r>
         <w:rPr>
-          <w:rFonts w:ascii="Calibri" w:cs="Calibri" w:eastAsia="Calibri" w:hAnsi="Calibri"/>
+          <w:rFonts w:ascii="Georgia" w:cs="Georgia" w:eastAsia="Georgia" w:hAnsi="Georgia"/>
           <w:b/>
           <w:bCs/>
-          <w:color w:val="06302E"/>
+          <w:color w:val="1A1A1A"/>
           <w:sz w:val="21"/>
           <w:szCs w:val="21"/>
         </w:rPr>
@@ -455,10 +455,10 @@
       </w:r>
       <w:r>
         <w:rPr>
-          <w:rFonts w:ascii="Calibri" w:cs="Calibri" w:eastAsia="Calibri" w:hAnsi="Calibri"/>
+          <w:rFonts w:ascii="Georgia" w:cs="Georgia" w:eastAsia="Georgia" w:hAnsi="Georgia"/>
           <w:b/>
           <w:bCs/>
-          <w:color w:val="1E2E2C"/>
+          <w:color w:val="222222"/>
           <w:sz w:val="21"/>
           <w:szCs w:val="21"/>
         </w:rPr>
@@ -472,10 +472,10 @@
       </w:pPr>
       <w:r>
         <w:rPr>
-          <w:rFonts w:ascii="Calibri" w:cs="Calibri" w:eastAsia="Calibri" w:hAnsi="Calibri"/>
+          <w:rFonts w:ascii="Georgia" w:cs="Georgia" w:eastAsia="Georgia" w:hAnsi="Georgia"/>
           <w:b/>
           <w:bCs/>
-          <w:color w:val="06302E"/>
+          <w:color w:val="1A1A1A"/>
           <w:sz w:val="21"/>
           <w:szCs w:val="21"/>
         </w:rPr>
@@ -483,8 +483,8 @@
       </w:r>
       <w:r>
         <w:rPr>
-          <w:rFonts w:ascii="Calibri" w:cs="Calibri" w:eastAsia="Calibri" w:hAnsi="Calibri"/>
-          <w:color w:val="1E2E2C"/>
+          <w:rFonts w:ascii="Georgia" w:cs="Georgia" w:eastAsia="Georgia" w:hAnsi="Georgia"/>
+          <w:color w:val="222222"/>
           <w:sz w:val="21"/>
           <w:szCs w:val="21"/>
         </w:rPr>
@@ -492,10 +492,10 @@
       </w:r>
       <w:r>
         <w:rPr>
-          <w:rFonts w:ascii="Calibri" w:cs="Calibri" w:eastAsia="Calibri" w:hAnsi="Calibri"/>
+          <w:rFonts w:ascii="Georgia" w:cs="Georgia" w:eastAsia="Georgia" w:hAnsi="Georgia"/>
           <w:b/>
           <w:bCs/>
-          <w:color w:val="1E2E2C"/>
+          <w:color w:val="222222"/>
           <w:sz w:val="21"/>
           <w:szCs w:val="21"/>
         </w:rPr>
@@ -503,8 +503,8 @@
       </w:r>
       <w:r>
         <w:rPr>
-          <w:rFonts w:ascii="Calibri" w:cs="Calibri" w:eastAsia="Calibri" w:hAnsi="Calibri"/>
-          <w:color w:val="1E2E2C"/>
+          <w:rFonts w:ascii="Georgia" w:cs="Georgia" w:eastAsia="Georgia" w:hAnsi="Georgia"/>
+          <w:color w:val="222222"/>
           <w:sz w:val="21"/>
           <w:szCs w:val="21"/>
         </w:rPr>
@@ -518,10 +518,10 @@
       </w:pPr>
       <w:r>
         <w:rPr>
-          <w:rFonts w:ascii="Calibri" w:cs="Calibri" w:eastAsia="Calibri" w:hAnsi="Calibri"/>
+          <w:rFonts w:ascii="Georgia" w:cs="Georgia" w:eastAsia="Georgia" w:hAnsi="Georgia"/>
           <w:b/>
           <w:bCs/>
-          <w:color w:val="06302E"/>
+          <w:color w:val="1A1A1A"/>
           <w:sz w:val="21"/>
           <w:szCs w:val="21"/>
         </w:rPr>
@@ -529,8 +529,8 @@
       </w:r>
       <w:r>
         <w:rPr>
-          <w:rFonts w:ascii="Calibri" w:cs="Calibri" w:eastAsia="Calibri" w:hAnsi="Calibri"/>
-          <w:color w:val="1E2E2C"/>
+          <w:rFonts w:ascii="Georgia" w:cs="Georgia" w:eastAsia="Georgia" w:hAnsi="Georgia"/>
+          <w:color w:val="222222"/>
           <w:sz w:val="21"/>
           <w:szCs w:val="21"/>
         </w:rPr>
@@ -540,7 +540,7 @@
     <w:p>
       <w:pPr>
         <w:pBdr>
-          <w:bottom w:val="single" w:color="C9D6D3" w:sz="6"/>
+          <w:bottom w:val="single" w:color="C8C8C8" w:sz="6"/>
         </w:pBdr>
         <w:spacing w:after="200" w:before="200"/>
       </w:pPr>
@@ -549,16 +549,16 @@
       <w:pPr>
         <w:pStyle w:val="Heading2"/>
         <w:pBdr>
-          <w:bottom w:val="single" w:color="12B84F" w:sz="6"/>
+          <w:bottom w:val="single" w:color="8C8C8C" w:sz="6"/>
         </w:pBdr>
         <w:spacing w:after="130" w:before="320"/>
       </w:pPr>
       <w:r>
         <w:rPr>
-          <w:rFonts w:ascii="Calibri" w:cs="Calibri" w:eastAsia="Calibri" w:hAnsi="Calibri"/>
+          <w:rFonts w:ascii="Georgia" w:cs="Georgia" w:eastAsia="Georgia" w:hAnsi="Georgia"/>
           <w:b/>
           <w:bCs/>
-          <w:color w:val="06302E"/>
+          <w:color w:val="1A1A1A"/>
           <w:sz w:val="23"/>
           <w:szCs w:val="23"/>
         </w:rPr>
@@ -569,12 +569,12 @@
       <w:tblPr>
         <w:tblW w:type="dxa" w:w="9458"/>
         <w:tblBorders>
-          <w:top w:val="single" w:color="C9D6D3" w:sz="2"/>
-          <w:left w:val="single" w:color="C9D6D3" w:sz="2"/>
-          <w:bottom w:val="single" w:color="C9D6D3" w:sz="2"/>
-          <w:right w:val="single" w:color="C9D6D3" w:sz="2"/>
-          <w:insideH w:val="single" w:color="C9D6D3" w:sz="2"/>
-          <w:insideV w:val="single" w:color="C9D6D3" w:sz="2"/>
+          <w:top w:val="single" w:color="C8C8C8" w:sz="2"/>
+          <w:left w:val="single" w:color="C8C8C8" w:sz="2"/>
+          <w:bottom w:val="single" w:color="C8C8C8" w:sz="2"/>
+          <w:right w:val="single" w:color="C8C8C8" w:sz="2"/>
+          <w:insideH w:val="single" w:color="C8C8C8" w:sz="2"/>
+          <w:insideV w:val="single" w:color="C8C8C8" w:sz="2"/>
         </w:tblBorders>
       </w:tblPr>
       <w:tblGrid>
@@ -590,24 +590,24 @@
         <w:tc>
           <w:tcPr>
             <w:tcW w:type="dxa" w:w="3216"/>
-            <w:shd w:fill="EEF4F2" w:val="clear"/>
-            <w:tcMar>
-              <w:top w:type="dxa" w:w="90"/>
-              <w:left w:type="dxa" w:w="130"/>
-              <w:bottom w:type="dxa" w:w="90"/>
-              <w:right w:type="dxa" w:w="130"/>
-            </w:tcMar>
-          </w:tcPr>
-          <w:p>
-            <w:pPr>
-              <w:spacing w:after="0" w:line="250"/>
-            </w:pPr>
-            <w:r>
-              <w:rPr>
-                <w:rFonts w:ascii="Calibri" w:cs="Calibri" w:eastAsia="Calibri" w:hAnsi="Calibri"/>
+            <w:shd w:fill="F2F2F2" w:val="clear"/>
+            <w:tcMar>
+              <w:top w:type="dxa" w:w="90"/>
+              <w:left w:type="dxa" w:w="130"/>
+              <w:bottom w:type="dxa" w:w="90"/>
+              <w:right w:type="dxa" w:w="130"/>
+            </w:tcMar>
+          </w:tcPr>
+          <w:p>
+            <w:pPr>
+              <w:spacing w:after="0" w:line="250"/>
+            </w:pPr>
+            <w:r>
+              <w:rPr>
+                <w:rFonts w:ascii="Georgia" w:cs="Georgia" w:eastAsia="Georgia" w:hAnsi="Georgia"/>
                 <w:b/>
                 <w:bCs/>
-                <w:color w:val="06302E"/>
+                <w:color w:val="1A1A1A"/>
                 <w:sz w:val="20"/>
                 <w:szCs w:val="20"/>
               </w:rPr>
@@ -618,24 +618,24 @@
         <w:tc>
           <w:tcPr>
             <w:tcW w:type="dxa" w:w="2080"/>
-            <w:shd w:fill="EEF4F2" w:val="clear"/>
-            <w:tcMar>
-              <w:top w:type="dxa" w:w="90"/>
-              <w:left w:type="dxa" w:w="130"/>
-              <w:bottom w:type="dxa" w:w="90"/>
-              <w:right w:type="dxa" w:w="130"/>
-            </w:tcMar>
-          </w:tcPr>
-          <w:p>
-            <w:pPr>
-              <w:spacing w:after="0" w:line="250"/>
-            </w:pPr>
-            <w:r>
-              <w:rPr>
-                <w:rFonts w:ascii="Calibri" w:cs="Calibri" w:eastAsia="Calibri" w:hAnsi="Calibri"/>
+            <w:shd w:fill="F2F2F2" w:val="clear"/>
+            <w:tcMar>
+              <w:top w:type="dxa" w:w="90"/>
+              <w:left w:type="dxa" w:w="130"/>
+              <w:bottom w:type="dxa" w:w="90"/>
+              <w:right w:type="dxa" w:w="130"/>
+            </w:tcMar>
+          </w:tcPr>
+          <w:p>
+            <w:pPr>
+              <w:spacing w:after="0" w:line="250"/>
+            </w:pPr>
+            <w:r>
+              <w:rPr>
+                <w:rFonts w:ascii="Georgia" w:cs="Georgia" w:eastAsia="Georgia" w:hAnsi="Georgia"/>
                 <w:b/>
                 <w:bCs/>
-                <w:color w:val="06302E"/>
+                <w:color w:val="1A1A1A"/>
                 <w:sz w:val="20"/>
                 <w:szCs w:val="20"/>
               </w:rPr>
@@ -646,24 +646,24 @@
         <w:tc>
           <w:tcPr>
             <w:tcW w:type="dxa" w:w="2080"/>
-            <w:shd w:fill="EEF4F2" w:val="clear"/>
-            <w:tcMar>
-              <w:top w:type="dxa" w:w="90"/>
-              <w:left w:type="dxa" w:w="130"/>
-              <w:bottom w:type="dxa" w:w="90"/>
-              <w:right w:type="dxa" w:w="130"/>
-            </w:tcMar>
-          </w:tcPr>
-          <w:p>
-            <w:pPr>
-              <w:spacing w:after="0" w:line="250"/>
-            </w:pPr>
-            <w:r>
-              <w:rPr>
-                <w:rFonts w:ascii="Calibri" w:cs="Calibri" w:eastAsia="Calibri" w:hAnsi="Calibri"/>
+            <w:shd w:fill="F2F2F2" w:val="clear"/>
+            <w:tcMar>
+              <w:top w:type="dxa" w:w="90"/>
+              <w:left w:type="dxa" w:w="130"/>
+              <w:bottom w:type="dxa" w:w="90"/>
+              <w:right w:type="dxa" w:w="130"/>
+            </w:tcMar>
+          </w:tcPr>
+          <w:p>
+            <w:pPr>
+              <w:spacing w:after="0" w:line="250"/>
+            </w:pPr>
+            <w:r>
+              <w:rPr>
+                <w:rFonts w:ascii="Georgia" w:cs="Georgia" w:eastAsia="Georgia" w:hAnsi="Georgia"/>
                 <w:b/>
                 <w:bCs/>
-                <w:color w:val="06302E"/>
+                <w:color w:val="1A1A1A"/>
                 <w:sz w:val="20"/>
                 <w:szCs w:val="20"/>
               </w:rPr>
@@ -674,24 +674,24 @@
         <w:tc>
           <w:tcPr>
             <w:tcW w:type="dxa" w:w="2082"/>
-            <w:shd w:fill="EEF4F2" w:val="clear"/>
-            <w:tcMar>
-              <w:top w:type="dxa" w:w="90"/>
-              <w:left w:type="dxa" w:w="130"/>
-              <w:bottom w:type="dxa" w:w="90"/>
-              <w:right w:type="dxa" w:w="130"/>
-            </w:tcMar>
-          </w:tcPr>
-          <w:p>
-            <w:pPr>
-              <w:spacing w:after="0" w:line="250"/>
-            </w:pPr>
-            <w:r>
-              <w:rPr>
-                <w:rFonts w:ascii="Calibri" w:cs="Calibri" w:eastAsia="Calibri" w:hAnsi="Calibri"/>
+            <w:shd w:fill="F2F2F2" w:val="clear"/>
+            <w:tcMar>
+              <w:top w:type="dxa" w:w="90"/>
+              <w:left w:type="dxa" w:w="130"/>
+              <w:bottom w:type="dxa" w:w="90"/>
+              <w:right w:type="dxa" w:w="130"/>
+            </w:tcMar>
+          </w:tcPr>
+          <w:p>
+            <w:pPr>
+              <w:spacing w:after="0" w:line="250"/>
+            </w:pPr>
+            <w:r>
+              <w:rPr>
+                <w:rFonts w:ascii="Georgia" w:cs="Georgia" w:eastAsia="Georgia" w:hAnsi="Georgia"/>
                 <w:b/>
                 <w:bCs/>
-                <w:color w:val="06302E"/>
+                <w:color w:val="1A1A1A"/>
                 <w:sz w:val="20"/>
                 <w:szCs w:val="20"/>
               </w:rPr>
@@ -720,8 +720,8 @@
             </w:pPr>
             <w:r>
               <w:rPr>
-                <w:rFonts w:ascii="Calibri" w:cs="Calibri" w:eastAsia="Calibri" w:hAnsi="Calibri"/>
-                <w:color w:val="1E2E2C"/>
+                <w:rFonts w:ascii="Georgia" w:cs="Georgia" w:eastAsia="Georgia" w:hAnsi="Georgia"/>
+                <w:color w:val="222222"/>
                 <w:sz w:val="20"/>
                 <w:szCs w:val="20"/>
               </w:rPr>
@@ -745,8 +745,8 @@
             </w:pPr>
             <w:r>
               <w:rPr>
-                <w:rFonts w:ascii="Calibri" w:cs="Calibri" w:eastAsia="Calibri" w:hAnsi="Calibri"/>
-                <w:color w:val="1E2E2C"/>
+                <w:rFonts w:ascii="Georgia" w:cs="Georgia" w:eastAsia="Georgia" w:hAnsi="Georgia"/>
+                <w:color w:val="222222"/>
                 <w:sz w:val="20"/>
                 <w:szCs w:val="20"/>
               </w:rPr>
@@ -770,8 +770,8 @@
             </w:pPr>
             <w:r>
               <w:rPr>
-                <w:rFonts w:ascii="Calibri" w:cs="Calibri" w:eastAsia="Calibri" w:hAnsi="Calibri"/>
-                <w:color w:val="1E2E2C"/>
+                <w:rFonts w:ascii="Georgia" w:cs="Georgia" w:eastAsia="Georgia" w:hAnsi="Georgia"/>
+                <w:color w:val="222222"/>
                 <w:sz w:val="20"/>
                 <w:szCs w:val="20"/>
               </w:rPr>
@@ -779,8 +779,8 @@
             </w:r>
             <w:r>
               <w:rPr>
-                <w:rFonts w:ascii="Calibri" w:cs="Calibri" w:eastAsia="Calibri" w:hAnsi="Calibri"/>
-                <w:color w:val="1E2E2C"/>
+                <w:rFonts w:ascii="Georgia" w:cs="Georgia" w:eastAsia="Georgia" w:hAnsi="Georgia"/>
+                <w:color w:val="222222"/>
                 <w:sz w:val="20"/>
                 <w:szCs w:val="20"/>
               </w:rPr>
@@ -788,8 +788,8 @@
             </w:r>
             <w:r>
               <w:rPr>
-                <w:rFonts w:ascii="Calibri" w:cs="Calibri" w:eastAsia="Calibri" w:hAnsi="Calibri"/>
-                <w:color w:val="1E2E2C"/>
+                <w:rFonts w:ascii="Georgia" w:cs="Georgia" w:eastAsia="Georgia" w:hAnsi="Georgia"/>
+                <w:color w:val="222222"/>
                 <w:sz w:val="20"/>
                 <w:szCs w:val="20"/>
               </w:rPr>
@@ -813,8 +813,8 @@
             </w:pPr>
             <w:r>
               <w:rPr>
-                <w:rFonts w:ascii="Calibri" w:cs="Calibri" w:eastAsia="Calibri" w:hAnsi="Calibri"/>
-                <w:color w:val="1E2E2C"/>
+                <w:rFonts w:ascii="Georgia" w:cs="Georgia" w:eastAsia="Georgia" w:hAnsi="Georgia"/>
+                <w:color w:val="222222"/>
                 <w:sz w:val="20"/>
                 <w:szCs w:val="20"/>
               </w:rPr>
@@ -843,8 +843,8 @@
             </w:pPr>
             <w:r>
               <w:rPr>
-                <w:rFonts w:ascii="Calibri" w:cs="Calibri" w:eastAsia="Calibri" w:hAnsi="Calibri"/>
-                <w:color w:val="1E2E2C"/>
+                <w:rFonts w:ascii="Georgia" w:cs="Georgia" w:eastAsia="Georgia" w:hAnsi="Georgia"/>
+                <w:color w:val="222222"/>
                 <w:sz w:val="20"/>
                 <w:szCs w:val="20"/>
               </w:rPr>
@@ -868,8 +868,8 @@
             </w:pPr>
             <w:r>
               <w:rPr>
-                <w:rFonts w:ascii="Calibri" w:cs="Calibri" w:eastAsia="Calibri" w:hAnsi="Calibri"/>
-                <w:color w:val="1E2E2C"/>
+                <w:rFonts w:ascii="Georgia" w:cs="Georgia" w:eastAsia="Georgia" w:hAnsi="Georgia"/>
+                <w:color w:val="222222"/>
                 <w:sz w:val="20"/>
                 <w:szCs w:val="20"/>
               </w:rPr>
@@ -893,8 +893,8 @@
             </w:pPr>
             <w:r>
               <w:rPr>
-                <w:rFonts w:ascii="Calibri" w:cs="Calibri" w:eastAsia="Calibri" w:hAnsi="Calibri"/>
-                <w:color w:val="1E2E2C"/>
+                <w:rFonts w:ascii="Georgia" w:cs="Georgia" w:eastAsia="Georgia" w:hAnsi="Georgia"/>
+                <w:color w:val="222222"/>
                 <w:sz w:val="20"/>
                 <w:szCs w:val="20"/>
               </w:rPr>
@@ -918,8 +918,8 @@
             </w:pPr>
             <w:r>
               <w:rPr>
-                <w:rFonts w:ascii="Calibri" w:cs="Calibri" w:eastAsia="Calibri" w:hAnsi="Calibri"/>
-                <w:color w:val="1E2E2C"/>
+                <w:rFonts w:ascii="Georgia" w:cs="Georgia" w:eastAsia="Georgia" w:hAnsi="Georgia"/>
+                <w:color w:val="222222"/>
                 <w:sz w:val="20"/>
                 <w:szCs w:val="20"/>
               </w:rPr>
@@ -948,8 +948,8 @@
             </w:pPr>
             <w:r>
               <w:rPr>
-                <w:rFonts w:ascii="Calibri" w:cs="Calibri" w:eastAsia="Calibri" w:hAnsi="Calibri"/>
-                <w:color w:val="1E2E2C"/>
+                <w:rFonts w:ascii="Georgia" w:cs="Georgia" w:eastAsia="Georgia" w:hAnsi="Georgia"/>
+                <w:color w:val="222222"/>
                 <w:sz w:val="20"/>
                 <w:szCs w:val="20"/>
               </w:rPr>
@@ -973,8 +973,8 @@
             </w:pPr>
             <w:r>
               <w:rPr>
-                <w:rFonts w:ascii="Calibri" w:cs="Calibri" w:eastAsia="Calibri" w:hAnsi="Calibri"/>
-                <w:color w:val="1E2E2C"/>
+                <w:rFonts w:ascii="Georgia" w:cs="Georgia" w:eastAsia="Georgia" w:hAnsi="Georgia"/>
+                <w:color w:val="222222"/>
                 <w:sz w:val="20"/>
                 <w:szCs w:val="20"/>
               </w:rPr>
@@ -998,8 +998,8 @@
             </w:pPr>
             <w:r>
               <w:rPr>
-                <w:rFonts w:ascii="Calibri" w:cs="Calibri" w:eastAsia="Calibri" w:hAnsi="Calibri"/>
-                <w:color w:val="1E2E2C"/>
+                <w:rFonts w:ascii="Georgia" w:cs="Georgia" w:eastAsia="Georgia" w:hAnsi="Georgia"/>
+                <w:color w:val="222222"/>
                 <w:sz w:val="20"/>
                 <w:szCs w:val="20"/>
               </w:rPr>
@@ -1023,8 +1023,8 @@
             </w:pPr>
             <w:r>
               <w:rPr>
-                <w:rFonts w:ascii="Calibri" w:cs="Calibri" w:eastAsia="Calibri" w:hAnsi="Calibri"/>
-                <w:color w:val="1E2E2C"/>
+                <w:rFonts w:ascii="Georgia" w:cs="Georgia" w:eastAsia="Georgia" w:hAnsi="Georgia"/>
+                <w:color w:val="222222"/>
                 <w:sz w:val="20"/>
                 <w:szCs w:val="20"/>
               </w:rPr>
@@ -1053,8 +1053,8 @@
             </w:pPr>
             <w:r>
               <w:rPr>
-                <w:rFonts w:ascii="Calibri" w:cs="Calibri" w:eastAsia="Calibri" w:hAnsi="Calibri"/>
-                <w:color w:val="1E2E2C"/>
+                <w:rFonts w:ascii="Georgia" w:cs="Georgia" w:eastAsia="Georgia" w:hAnsi="Georgia"/>
+                <w:color w:val="222222"/>
                 <w:sz w:val="20"/>
                 <w:szCs w:val="20"/>
               </w:rPr>
@@ -1078,8 +1078,8 @@
             </w:pPr>
             <w:r>
               <w:rPr>
-                <w:rFonts w:ascii="Calibri" w:cs="Calibri" w:eastAsia="Calibri" w:hAnsi="Calibri"/>
-                <w:color w:val="1E2E2C"/>
+                <w:rFonts w:ascii="Georgia" w:cs="Georgia" w:eastAsia="Georgia" w:hAnsi="Georgia"/>
+                <w:color w:val="222222"/>
                 <w:sz w:val="20"/>
                 <w:szCs w:val="20"/>
               </w:rPr>
@@ -1103,8 +1103,8 @@
             </w:pPr>
             <w:r>
               <w:rPr>
-                <w:rFonts w:ascii="Calibri" w:cs="Calibri" w:eastAsia="Calibri" w:hAnsi="Calibri"/>
-                <w:color w:val="1E2E2C"/>
+                <w:rFonts w:ascii="Georgia" w:cs="Georgia" w:eastAsia="Georgia" w:hAnsi="Georgia"/>
+                <w:color w:val="222222"/>
                 <w:sz w:val="20"/>
                 <w:szCs w:val="20"/>
               </w:rPr>
@@ -1128,8 +1128,8 @@
             </w:pPr>
             <w:r>
               <w:rPr>
-                <w:rFonts w:ascii="Calibri" w:cs="Calibri" w:eastAsia="Calibri" w:hAnsi="Calibri"/>
-                <w:color w:val="1E2E2C"/>
+                <w:rFonts w:ascii="Georgia" w:cs="Georgia" w:eastAsia="Georgia" w:hAnsi="Georgia"/>
+                <w:color w:val="222222"/>
                 <w:sz w:val="20"/>
                 <w:szCs w:val="20"/>
               </w:rPr>
@@ -1137,8 +1137,8 @@
             </w:r>
             <w:r>
               <w:rPr>
-                <w:rFonts w:ascii="Calibri" w:cs="Calibri" w:eastAsia="Calibri" w:hAnsi="Calibri"/>
-                <w:color w:val="1E2E2C"/>
+                <w:rFonts w:ascii="Georgia" w:cs="Georgia" w:eastAsia="Georgia" w:hAnsi="Georgia"/>
+                <w:color w:val="222222"/>
                 <w:sz w:val="20"/>
                 <w:szCs w:val="20"/>
               </w:rPr>
@@ -1167,8 +1167,8 @@
             </w:pPr>
             <w:r>
               <w:rPr>
-                <w:rFonts w:ascii="Calibri" w:cs="Calibri" w:eastAsia="Calibri" w:hAnsi="Calibri"/>
-                <w:color w:val="1E2E2C"/>
+                <w:rFonts w:ascii="Georgia" w:cs="Georgia" w:eastAsia="Georgia" w:hAnsi="Georgia"/>
+                <w:color w:val="222222"/>
                 <w:sz w:val="20"/>
                 <w:szCs w:val="20"/>
               </w:rPr>
@@ -1192,8 +1192,8 @@
             </w:pPr>
             <w:r>
               <w:rPr>
-                <w:rFonts w:ascii="Calibri" w:cs="Calibri" w:eastAsia="Calibri" w:hAnsi="Calibri"/>
-                <w:color w:val="1E2E2C"/>
+                <w:rFonts w:ascii="Georgia" w:cs="Georgia" w:eastAsia="Georgia" w:hAnsi="Georgia"/>
+                <w:color w:val="222222"/>
                 <w:sz w:val="20"/>
                 <w:szCs w:val="20"/>
               </w:rPr>
@@ -1217,8 +1217,8 @@
             </w:pPr>
             <w:r>
               <w:rPr>
-                <w:rFonts w:ascii="Calibri" w:cs="Calibri" w:eastAsia="Calibri" w:hAnsi="Calibri"/>
-                <w:color w:val="1E2E2C"/>
+                <w:rFonts w:ascii="Georgia" w:cs="Georgia" w:eastAsia="Georgia" w:hAnsi="Georgia"/>
+                <w:color w:val="222222"/>
                 <w:sz w:val="20"/>
                 <w:szCs w:val="20"/>
               </w:rPr>
@@ -1242,8 +1242,8 @@
             </w:pPr>
             <w:r>
               <w:rPr>
-                <w:rFonts w:ascii="Calibri" w:cs="Calibri" w:eastAsia="Calibri" w:hAnsi="Calibri"/>
-                <w:color w:val="1E2E2C"/>
+                <w:rFonts w:ascii="Georgia" w:cs="Georgia" w:eastAsia="Georgia" w:hAnsi="Georgia"/>
+                <w:color w:val="222222"/>
                 <w:sz w:val="20"/>
                 <w:szCs w:val="20"/>
               </w:rPr>
@@ -1251,8 +1251,8 @@
             </w:r>
             <w:r>
               <w:rPr>
-                <w:rFonts w:ascii="Calibri" w:cs="Calibri" w:eastAsia="Calibri" w:hAnsi="Calibri"/>
-                <w:color w:val="1E2E2C"/>
+                <w:rFonts w:ascii="Georgia" w:cs="Georgia" w:eastAsia="Georgia" w:hAnsi="Georgia"/>
+                <w:color w:val="222222"/>
                 <w:sz w:val="20"/>
                 <w:szCs w:val="20"/>
               </w:rPr>
@@ -1281,8 +1281,8 @@
             </w:pPr>
             <w:r>
               <w:rPr>
-                <w:rFonts w:ascii="Calibri" w:cs="Calibri" w:eastAsia="Calibri" w:hAnsi="Calibri"/>
-                <w:color w:val="1E2E2C"/>
+                <w:rFonts w:ascii="Georgia" w:cs="Georgia" w:eastAsia="Georgia" w:hAnsi="Georgia"/>
+                <w:color w:val="222222"/>
                 <w:sz w:val="20"/>
                 <w:szCs w:val="20"/>
               </w:rPr>
@@ -1306,8 +1306,8 @@
             </w:pPr>
             <w:r>
               <w:rPr>
-                <w:rFonts w:ascii="Calibri" w:cs="Calibri" w:eastAsia="Calibri" w:hAnsi="Calibri"/>
-                <w:color w:val="1E2E2C"/>
+                <w:rFonts w:ascii="Georgia" w:cs="Georgia" w:eastAsia="Georgia" w:hAnsi="Georgia"/>
+                <w:color w:val="222222"/>
                 <w:sz w:val="20"/>
                 <w:szCs w:val="20"/>
               </w:rPr>
@@ -1331,8 +1331,8 @@
             </w:pPr>
             <w:r>
               <w:rPr>
-                <w:rFonts w:ascii="Calibri" w:cs="Calibri" w:eastAsia="Calibri" w:hAnsi="Calibri"/>
-                <w:color w:val="1E2E2C"/>
+                <w:rFonts w:ascii="Georgia" w:cs="Georgia" w:eastAsia="Georgia" w:hAnsi="Georgia"/>
+                <w:color w:val="222222"/>
                 <w:sz w:val="20"/>
                 <w:szCs w:val="20"/>
               </w:rPr>
@@ -1356,8 +1356,8 @@
             </w:pPr>
             <w:r>
               <w:rPr>
-                <w:rFonts w:ascii="Calibri" w:cs="Calibri" w:eastAsia="Calibri" w:hAnsi="Calibri"/>
-                <w:color w:val="1E2E2C"/>
+                <w:rFonts w:ascii="Georgia" w:cs="Georgia" w:eastAsia="Georgia" w:hAnsi="Georgia"/>
+                <w:color w:val="222222"/>
                 <w:sz w:val="20"/>
                 <w:szCs w:val="20"/>
               </w:rPr>
@@ -1386,8 +1386,8 @@
             </w:pPr>
             <w:r>
               <w:rPr>
-                <w:rFonts w:ascii="Calibri" w:cs="Calibri" w:eastAsia="Calibri" w:hAnsi="Calibri"/>
-                <w:color w:val="1E2E2C"/>
+                <w:rFonts w:ascii="Georgia" w:cs="Georgia" w:eastAsia="Georgia" w:hAnsi="Georgia"/>
+                <w:color w:val="222222"/>
                 <w:sz w:val="20"/>
                 <w:szCs w:val="20"/>
               </w:rPr>
@@ -1411,8 +1411,8 @@
             </w:pPr>
             <w:r>
               <w:rPr>
-                <w:rFonts w:ascii="Calibri" w:cs="Calibri" w:eastAsia="Calibri" w:hAnsi="Calibri"/>
-                <w:color w:val="1E2E2C"/>
+                <w:rFonts w:ascii="Georgia" w:cs="Georgia" w:eastAsia="Georgia" w:hAnsi="Georgia"/>
+                <w:color w:val="222222"/>
                 <w:sz w:val="20"/>
                 <w:szCs w:val="20"/>
               </w:rPr>
@@ -1436,8 +1436,8 @@
             </w:pPr>
             <w:r>
               <w:rPr>
-                <w:rFonts w:ascii="Calibri" w:cs="Calibri" w:eastAsia="Calibri" w:hAnsi="Calibri"/>
-                <w:color w:val="1E2E2C"/>
+                <w:rFonts w:ascii="Georgia" w:cs="Georgia" w:eastAsia="Georgia" w:hAnsi="Georgia"/>
+                <w:color w:val="222222"/>
                 <w:sz w:val="20"/>
                 <w:szCs w:val="20"/>
               </w:rPr>
@@ -1461,8 +1461,8 @@
             </w:pPr>
             <w:r>
               <w:rPr>
-                <w:rFonts w:ascii="Calibri" w:cs="Calibri" w:eastAsia="Calibri" w:hAnsi="Calibri"/>
-                <w:color w:val="1E2E2C"/>
+                <w:rFonts w:ascii="Georgia" w:cs="Georgia" w:eastAsia="Georgia" w:hAnsi="Georgia"/>
+                <w:color w:val="222222"/>
                 <w:sz w:val="20"/>
                 <w:szCs w:val="20"/>
               </w:rPr>
@@ -1491,8 +1491,8 @@
             </w:pPr>
             <w:r>
               <w:rPr>
-                <w:rFonts w:ascii="Calibri" w:cs="Calibri" w:eastAsia="Calibri" w:hAnsi="Calibri"/>
-                <w:color w:val="1E2E2C"/>
+                <w:rFonts w:ascii="Georgia" w:cs="Georgia" w:eastAsia="Georgia" w:hAnsi="Georgia"/>
+                <w:color w:val="222222"/>
                 <w:sz w:val="20"/>
                 <w:szCs w:val="20"/>
               </w:rPr>
@@ -1516,8 +1516,8 @@
             </w:pPr>
             <w:r>
               <w:rPr>
-                <w:rFonts w:ascii="Calibri" w:cs="Calibri" w:eastAsia="Calibri" w:hAnsi="Calibri"/>
-                <w:color w:val="1E2E2C"/>
+                <w:rFonts w:ascii="Georgia" w:cs="Georgia" w:eastAsia="Georgia" w:hAnsi="Georgia"/>
+                <w:color w:val="222222"/>
                 <w:sz w:val="20"/>
                 <w:szCs w:val="20"/>
               </w:rPr>
@@ -1541,8 +1541,8 @@
             </w:pPr>
             <w:r>
               <w:rPr>
-                <w:rFonts w:ascii="Calibri" w:cs="Calibri" w:eastAsia="Calibri" w:hAnsi="Calibri"/>
-                <w:color w:val="1E2E2C"/>
+                <w:rFonts w:ascii="Georgia" w:cs="Georgia" w:eastAsia="Georgia" w:hAnsi="Georgia"/>
+                <w:color w:val="222222"/>
                 <w:sz w:val="20"/>
                 <w:szCs w:val="20"/>
               </w:rPr>
@@ -1566,8 +1566,8 @@
             </w:pPr>
             <w:r>
               <w:rPr>
-                <w:rFonts w:ascii="Calibri" w:cs="Calibri" w:eastAsia="Calibri" w:hAnsi="Calibri"/>
-                <w:color w:val="1E2E2C"/>
+                <w:rFonts w:ascii="Georgia" w:cs="Georgia" w:eastAsia="Georgia" w:hAnsi="Georgia"/>
+                <w:color w:val="222222"/>
                 <w:sz w:val="20"/>
                 <w:szCs w:val="20"/>
               </w:rPr>
@@ -1575,8 +1575,8 @@
             </w:r>
             <w:r>
               <w:rPr>
-                <w:rFonts w:ascii="Calibri" w:cs="Calibri" w:eastAsia="Calibri" w:hAnsi="Calibri"/>
-                <w:color w:val="1E2E2C"/>
+                <w:rFonts w:ascii="Georgia" w:cs="Georgia" w:eastAsia="Georgia" w:hAnsi="Georgia"/>
+                <w:color w:val="222222"/>
                 <w:sz w:val="20"/>
                 <w:szCs w:val="20"/>
               </w:rPr>
@@ -1594,7 +1594,7 @@
     <w:p>
       <w:pPr>
         <w:pBdr>
-          <w:bottom w:val="single" w:color="C9D6D3" w:sz="6"/>
+          <w:bottom w:val="single" w:color="C8C8C8" w:sz="6"/>
         </w:pBdr>
         <w:spacing w:after="200" w:before="200"/>
       </w:pPr>
@@ -1603,16 +1603,16 @@
       <w:pPr>
         <w:pStyle w:val="Heading2"/>
         <w:pBdr>
-          <w:bottom w:val="single" w:color="12B84F" w:sz="6"/>
+          <w:bottom w:val="single" w:color="8C8C8C" w:sz="6"/>
         </w:pBdr>
         <w:spacing w:after="130" w:before="320"/>
       </w:pPr>
       <w:r>
         <w:rPr>
-          <w:rFonts w:ascii="Calibri" w:cs="Calibri" w:eastAsia="Calibri" w:hAnsi="Calibri"/>
+          <w:rFonts w:ascii="Georgia" w:cs="Georgia" w:eastAsia="Georgia" w:hAnsi="Georgia"/>
           <w:b/>
           <w:bCs/>
-          <w:color w:val="06302E"/>
+          <w:color w:val="1A1A1A"/>
           <w:sz w:val="23"/>
           <w:szCs w:val="23"/>
         </w:rPr>
@@ -1623,12 +1623,12 @@
       <w:tblPr>
         <w:tblW w:type="dxa" w:w="9458"/>
         <w:tblBorders>
-          <w:top w:val="single" w:color="C9D6D3" w:sz="2"/>
-          <w:left w:val="single" w:color="C9D6D3" w:sz="2"/>
-          <w:bottom w:val="single" w:color="C9D6D3" w:sz="2"/>
-          <w:right w:val="single" w:color="C9D6D3" w:sz="2"/>
-          <w:insideH w:val="single" w:color="C9D6D3" w:sz="2"/>
-          <w:insideV w:val="single" w:color="C9D6D3" w:sz="2"/>
+          <w:top w:val="single" w:color="C8C8C8" w:sz="2"/>
+          <w:left w:val="single" w:color="C8C8C8" w:sz="2"/>
+          <w:bottom w:val="single" w:color="C8C8C8" w:sz="2"/>
+          <w:right w:val="single" w:color="C8C8C8" w:sz="2"/>
+          <w:insideH w:val="single" w:color="C8C8C8" w:sz="2"/>
+          <w:insideV w:val="single" w:color="C8C8C8" w:sz="2"/>
         </w:tblBorders>
       </w:tblPr>
       <w:tblGrid>
@@ -1642,24 +1642,24 @@
         <w:tc>
           <w:tcPr>
             <w:tcW w:type="dxa" w:w="4351"/>
-            <w:shd w:fill="EEF4F2" w:val="clear"/>
-            <w:tcMar>
-              <w:top w:type="dxa" w:w="90"/>
-              <w:left w:type="dxa" w:w="130"/>
-              <w:bottom w:type="dxa" w:w="90"/>
-              <w:right w:type="dxa" w:w="130"/>
-            </w:tcMar>
-          </w:tcPr>
-          <w:p>
-            <w:pPr>
-              <w:spacing w:after="0" w:line="250"/>
-            </w:pPr>
-            <w:r>
-              <w:rPr>
-                <w:rFonts w:ascii="Calibri" w:cs="Calibri" w:eastAsia="Calibri" w:hAnsi="Calibri"/>
+            <w:shd w:fill="F2F2F2" w:val="clear"/>
+            <w:tcMar>
+              <w:top w:type="dxa" w:w="90"/>
+              <w:left w:type="dxa" w:w="130"/>
+              <w:bottom w:type="dxa" w:w="90"/>
+              <w:right w:type="dxa" w:w="130"/>
+            </w:tcMar>
+          </w:tcPr>
+          <w:p>
+            <w:pPr>
+              <w:spacing w:after="0" w:line="250"/>
+            </w:pPr>
+            <w:r>
+              <w:rPr>
+                <w:rFonts w:ascii="Georgia" w:cs="Georgia" w:eastAsia="Georgia" w:hAnsi="Georgia"/>
                 <w:b/>
                 <w:bCs/>
-                <w:color w:val="06302E"/>
+                <w:color w:val="1A1A1A"/>
                 <w:sz w:val="20"/>
                 <w:szCs w:val="20"/>
               </w:rPr>
@@ -1670,24 +1670,24 @@
         <w:tc>
           <w:tcPr>
             <w:tcW w:type="dxa" w:w="5107"/>
-            <w:shd w:fill="EEF4F2" w:val="clear"/>
-            <w:tcMar>
-              <w:top w:type="dxa" w:w="90"/>
-              <w:left w:type="dxa" w:w="130"/>
-              <w:bottom w:type="dxa" w:w="90"/>
-              <w:right w:type="dxa" w:w="130"/>
-            </w:tcMar>
-          </w:tcPr>
-          <w:p>
-            <w:pPr>
-              <w:spacing w:after="0" w:line="250"/>
-            </w:pPr>
-            <w:r>
-              <w:rPr>
-                <w:rFonts w:ascii="Calibri" w:cs="Calibri" w:eastAsia="Calibri" w:hAnsi="Calibri"/>
+            <w:shd w:fill="F2F2F2" w:val="clear"/>
+            <w:tcMar>
+              <w:top w:type="dxa" w:w="90"/>
+              <w:left w:type="dxa" w:w="130"/>
+              <w:bottom w:type="dxa" w:w="90"/>
+              <w:right w:type="dxa" w:w="130"/>
+            </w:tcMar>
+          </w:tcPr>
+          <w:p>
+            <w:pPr>
+              <w:spacing w:after="0" w:line="250"/>
+            </w:pPr>
+            <w:r>
+              <w:rPr>
+                <w:rFonts w:ascii="Georgia" w:cs="Georgia" w:eastAsia="Georgia" w:hAnsi="Georgia"/>
                 <w:b/>
                 <w:bCs/>
-                <w:color w:val="06302E"/>
+                <w:color w:val="1A1A1A"/>
                 <w:sz w:val="20"/>
                 <w:szCs w:val="20"/>
               </w:rPr>
@@ -1716,8 +1716,8 @@
             </w:pPr>
             <w:r>
               <w:rPr>
-                <w:rFonts w:ascii="Calibri" w:cs="Calibri" w:eastAsia="Calibri" w:hAnsi="Calibri"/>
-                <w:color w:val="1E2E2C"/>
+                <w:rFonts w:ascii="Georgia" w:cs="Georgia" w:eastAsia="Georgia" w:hAnsi="Georgia"/>
+                <w:color w:val="222222"/>
                 <w:sz w:val="20"/>
                 <w:szCs w:val="20"/>
               </w:rPr>
@@ -1741,8 +1741,8 @@
             </w:pPr>
             <w:r>
               <w:rPr>
-                <w:rFonts w:ascii="Calibri" w:cs="Calibri" w:eastAsia="Calibri" w:hAnsi="Calibri"/>
-                <w:color w:val="1E2E2C"/>
+                <w:rFonts w:ascii="Georgia" w:cs="Georgia" w:eastAsia="Georgia" w:hAnsi="Georgia"/>
+                <w:color w:val="222222"/>
                 <w:sz w:val="20"/>
                 <w:szCs w:val="20"/>
               </w:rPr>
@@ -1771,8 +1771,8 @@
             </w:pPr>
             <w:r>
               <w:rPr>
-                <w:rFonts w:ascii="Calibri" w:cs="Calibri" w:eastAsia="Calibri" w:hAnsi="Calibri"/>
-                <w:color w:val="1E2E2C"/>
+                <w:rFonts w:ascii="Georgia" w:cs="Georgia" w:eastAsia="Georgia" w:hAnsi="Georgia"/>
+                <w:color w:val="222222"/>
                 <w:sz w:val="20"/>
                 <w:szCs w:val="20"/>
               </w:rPr>
@@ -1796,8 +1796,8 @@
             </w:pPr>
             <w:r>
               <w:rPr>
-                <w:rFonts w:ascii="Calibri" w:cs="Calibri" w:eastAsia="Calibri" w:hAnsi="Calibri"/>
-                <w:color w:val="1E2E2C"/>
+                <w:rFonts w:ascii="Georgia" w:cs="Georgia" w:eastAsia="Georgia" w:hAnsi="Georgia"/>
+                <w:color w:val="222222"/>
                 <w:sz w:val="20"/>
                 <w:szCs w:val="20"/>
               </w:rPr>
@@ -1826,8 +1826,8 @@
             </w:pPr>
             <w:r>
               <w:rPr>
-                <w:rFonts w:ascii="Calibri" w:cs="Calibri" w:eastAsia="Calibri" w:hAnsi="Calibri"/>
-                <w:color w:val="1E2E2C"/>
+                <w:rFonts w:ascii="Georgia" w:cs="Georgia" w:eastAsia="Georgia" w:hAnsi="Georgia"/>
+                <w:color w:val="222222"/>
                 <w:sz w:val="20"/>
                 <w:szCs w:val="20"/>
               </w:rPr>
@@ -1851,8 +1851,8 @@
             </w:pPr>
             <w:r>
               <w:rPr>
-                <w:rFonts w:ascii="Calibri" w:cs="Calibri" w:eastAsia="Calibri" w:hAnsi="Calibri"/>
-                <w:color w:val="1E2E2C"/>
+                <w:rFonts w:ascii="Georgia" w:cs="Georgia" w:eastAsia="Georgia" w:hAnsi="Georgia"/>
+                <w:color w:val="222222"/>
                 <w:sz w:val="20"/>
                 <w:szCs w:val="20"/>
               </w:rPr>
@@ -1881,8 +1881,8 @@
             </w:pPr>
             <w:r>
               <w:rPr>
-                <w:rFonts w:ascii="Calibri" w:cs="Calibri" w:eastAsia="Calibri" w:hAnsi="Calibri"/>
-                <w:color w:val="1E2E2C"/>
+                <w:rFonts w:ascii="Georgia" w:cs="Georgia" w:eastAsia="Georgia" w:hAnsi="Georgia"/>
+                <w:color w:val="222222"/>
                 <w:sz w:val="20"/>
                 <w:szCs w:val="20"/>
               </w:rPr>
@@ -1890,8 +1890,8 @@
             </w:r>
             <w:r>
               <w:rPr>
-                <w:rFonts w:ascii="Calibri" w:cs="Calibri" w:eastAsia="Calibri" w:hAnsi="Calibri"/>
-                <w:color w:val="1E2E2C"/>
+                <w:rFonts w:ascii="Georgia" w:cs="Georgia" w:eastAsia="Georgia" w:hAnsi="Georgia"/>
+                <w:color w:val="222222"/>
                 <w:sz w:val="20"/>
                 <w:szCs w:val="20"/>
               </w:rPr>
@@ -1899,8 +1899,8 @@
             </w:r>
             <w:r>
               <w:rPr>
-                <w:rFonts w:ascii="Calibri" w:cs="Calibri" w:eastAsia="Calibri" w:hAnsi="Calibri"/>
-                <w:color w:val="1E2E2C"/>
+                <w:rFonts w:ascii="Georgia" w:cs="Georgia" w:eastAsia="Georgia" w:hAnsi="Georgia"/>
+                <w:color w:val="222222"/>
                 <w:sz w:val="20"/>
                 <w:szCs w:val="20"/>
               </w:rPr>
@@ -1924,8 +1924,8 @@
             </w:pPr>
             <w:r>
               <w:rPr>
-                <w:rFonts w:ascii="Calibri" w:cs="Calibri" w:eastAsia="Calibri" w:hAnsi="Calibri"/>
-                <w:color w:val="1E2E2C"/>
+                <w:rFonts w:ascii="Georgia" w:cs="Georgia" w:eastAsia="Georgia" w:hAnsi="Georgia"/>
+                <w:color w:val="222222"/>
                 <w:sz w:val="20"/>
                 <w:szCs w:val="20"/>
               </w:rPr>
@@ -1954,8 +1954,8 @@
             </w:pPr>
             <w:r>
               <w:rPr>
-                <w:rFonts w:ascii="Calibri" w:cs="Calibri" w:eastAsia="Calibri" w:hAnsi="Calibri"/>
-                <w:color w:val="1E2E2C"/>
+                <w:rFonts w:ascii="Georgia" w:cs="Georgia" w:eastAsia="Georgia" w:hAnsi="Georgia"/>
+                <w:color w:val="222222"/>
                 <w:sz w:val="20"/>
                 <w:szCs w:val="20"/>
               </w:rPr>
@@ -1979,8 +1979,8 @@
             </w:pPr>
             <w:r>
               <w:rPr>
-                <w:rFonts w:ascii="Calibri" w:cs="Calibri" w:eastAsia="Calibri" w:hAnsi="Calibri"/>
-                <w:color w:val="1E2E2C"/>
+                <w:rFonts w:ascii="Georgia" w:cs="Georgia" w:eastAsia="Georgia" w:hAnsi="Georgia"/>
+                <w:color w:val="222222"/>
                 <w:sz w:val="20"/>
                 <w:szCs w:val="20"/>
               </w:rPr>
@@ -2009,8 +2009,8 @@
             </w:pPr>
             <w:r>
               <w:rPr>
-                <w:rFonts w:ascii="Calibri" w:cs="Calibri" w:eastAsia="Calibri" w:hAnsi="Calibri"/>
-                <w:color w:val="1E2E2C"/>
+                <w:rFonts w:ascii="Georgia" w:cs="Georgia" w:eastAsia="Georgia" w:hAnsi="Georgia"/>
+                <w:color w:val="222222"/>
                 <w:sz w:val="20"/>
                 <w:szCs w:val="20"/>
               </w:rPr>
@@ -2034,8 +2034,8 @@
             </w:pPr>
             <w:r>
               <w:rPr>
-                <w:rFonts w:ascii="Calibri" w:cs="Calibri" w:eastAsia="Calibri" w:hAnsi="Calibri"/>
-                <w:color w:val="1E2E2C"/>
+                <w:rFonts w:ascii="Georgia" w:cs="Georgia" w:eastAsia="Georgia" w:hAnsi="Georgia"/>
+                <w:color w:val="222222"/>
                 <w:sz w:val="20"/>
                 <w:szCs w:val="20"/>
               </w:rPr>
@@ -2064,8 +2064,8 @@
             </w:pPr>
             <w:r>
               <w:rPr>
-                <w:rFonts w:ascii="Calibri" w:cs="Calibri" w:eastAsia="Calibri" w:hAnsi="Calibri"/>
-                <w:color w:val="1E2E2C"/>
+                <w:rFonts w:ascii="Georgia" w:cs="Georgia" w:eastAsia="Georgia" w:hAnsi="Georgia"/>
+                <w:color w:val="222222"/>
                 <w:sz w:val="20"/>
                 <w:szCs w:val="20"/>
               </w:rPr>
@@ -2089,8 +2089,8 @@
             </w:pPr>
             <w:r>
               <w:rPr>
-                <w:rFonts w:ascii="Calibri" w:cs="Calibri" w:eastAsia="Calibri" w:hAnsi="Calibri"/>
-                <w:color w:val="1E2E2C"/>
+                <w:rFonts w:ascii="Georgia" w:cs="Georgia" w:eastAsia="Georgia" w:hAnsi="Georgia"/>
+                <w:color w:val="222222"/>
                 <w:sz w:val="20"/>
                 <w:szCs w:val="20"/>
               </w:rPr>
@@ -2119,8 +2119,8 @@
             </w:pPr>
             <w:r>
               <w:rPr>
-                <w:rFonts w:ascii="Calibri" w:cs="Calibri" w:eastAsia="Calibri" w:hAnsi="Calibri"/>
-                <w:color w:val="1E2E2C"/>
+                <w:rFonts w:ascii="Georgia" w:cs="Georgia" w:eastAsia="Georgia" w:hAnsi="Georgia"/>
+                <w:color w:val="222222"/>
                 <w:sz w:val="20"/>
                 <w:szCs w:val="20"/>
               </w:rPr>
@@ -2144,8 +2144,8 @@
             </w:pPr>
             <w:r>
               <w:rPr>
-                <w:rFonts w:ascii="Calibri" w:cs="Calibri" w:eastAsia="Calibri" w:hAnsi="Calibri"/>
-                <w:color w:val="1E2E2C"/>
+                <w:rFonts w:ascii="Georgia" w:cs="Georgia" w:eastAsia="Georgia" w:hAnsi="Georgia"/>
+                <w:color w:val="222222"/>
                 <w:sz w:val="20"/>
                 <w:szCs w:val="20"/>
               </w:rPr>
@@ -2174,8 +2174,8 @@
             </w:pPr>
             <w:r>
               <w:rPr>
-                <w:rFonts w:ascii="Calibri" w:cs="Calibri" w:eastAsia="Calibri" w:hAnsi="Calibri"/>
-                <w:color w:val="1E2E2C"/>
+                <w:rFonts w:ascii="Georgia" w:cs="Georgia" w:eastAsia="Georgia" w:hAnsi="Georgia"/>
+                <w:color w:val="222222"/>
                 <w:sz w:val="20"/>
                 <w:szCs w:val="20"/>
               </w:rPr>
@@ -2199,8 +2199,8 @@
             </w:pPr>
             <w:r>
               <w:rPr>
-                <w:rFonts w:ascii="Calibri" w:cs="Calibri" w:eastAsia="Calibri" w:hAnsi="Calibri"/>
-                <w:color w:val="1E2E2C"/>
+                <w:rFonts w:ascii="Georgia" w:cs="Georgia" w:eastAsia="Georgia" w:hAnsi="Georgia"/>
+                <w:color w:val="222222"/>
                 <w:sz w:val="20"/>
                 <w:szCs w:val="20"/>
               </w:rPr>
@@ -2229,8 +2229,8 @@
             </w:pPr>
             <w:r>
               <w:rPr>
-                <w:rFonts w:ascii="Calibri" w:cs="Calibri" w:eastAsia="Calibri" w:hAnsi="Calibri"/>
-                <w:color w:val="1E2E2C"/>
+                <w:rFonts w:ascii="Georgia" w:cs="Georgia" w:eastAsia="Georgia" w:hAnsi="Georgia"/>
+                <w:color w:val="222222"/>
                 <w:sz w:val="20"/>
                 <w:szCs w:val="20"/>
               </w:rPr>
@@ -2254,8 +2254,8 @@
             </w:pPr>
             <w:r>
               <w:rPr>
-                <w:rFonts w:ascii="Calibri" w:cs="Calibri" w:eastAsia="Calibri" w:hAnsi="Calibri"/>
-                <w:color w:val="1E2E2C"/>
+                <w:rFonts w:ascii="Georgia" w:cs="Georgia" w:eastAsia="Georgia" w:hAnsi="Georgia"/>
+                <w:color w:val="222222"/>
                 <w:sz w:val="20"/>
                 <w:szCs w:val="20"/>
               </w:rPr>
@@ -2284,8 +2284,8 @@
             </w:pPr>
             <w:r>
               <w:rPr>
-                <w:rFonts w:ascii="Calibri" w:cs="Calibri" w:eastAsia="Calibri" w:hAnsi="Calibri"/>
-                <w:color w:val="1E2E2C"/>
+                <w:rFonts w:ascii="Georgia" w:cs="Georgia" w:eastAsia="Georgia" w:hAnsi="Georgia"/>
+                <w:color w:val="222222"/>
                 <w:sz w:val="20"/>
                 <w:szCs w:val="20"/>
               </w:rPr>
@@ -2309,8 +2309,8 @@
             </w:pPr>
             <w:r>
               <w:rPr>
-                <w:rFonts w:ascii="Calibri" w:cs="Calibri" w:eastAsia="Calibri" w:hAnsi="Calibri"/>
-                <w:color w:val="1E2E2C"/>
+                <w:rFonts w:ascii="Georgia" w:cs="Georgia" w:eastAsia="Georgia" w:hAnsi="Georgia"/>
+                <w:color w:val="222222"/>
                 <w:sz w:val="20"/>
                 <w:szCs w:val="20"/>
               </w:rPr>
@@ -2339,8 +2339,8 @@
             </w:pPr>
             <w:r>
               <w:rPr>
-                <w:rFonts w:ascii="Calibri" w:cs="Calibri" w:eastAsia="Calibri" w:hAnsi="Calibri"/>
-                <w:color w:val="1E2E2C"/>
+                <w:rFonts w:ascii="Georgia" w:cs="Georgia" w:eastAsia="Georgia" w:hAnsi="Georgia"/>
+                <w:color w:val="222222"/>
                 <w:sz w:val="20"/>
                 <w:szCs w:val="20"/>
               </w:rPr>
@@ -2364,8 +2364,8 @@
             </w:pPr>
             <w:r>
               <w:rPr>
-                <w:rFonts w:ascii="Calibri" w:cs="Calibri" w:eastAsia="Calibri" w:hAnsi="Calibri"/>
-                <w:color w:val="1E2E2C"/>
+                <w:rFonts w:ascii="Georgia" w:cs="Georgia" w:eastAsia="Georgia" w:hAnsi="Georgia"/>
+                <w:color w:val="222222"/>
                 <w:sz w:val="20"/>
                 <w:szCs w:val="20"/>
               </w:rPr>
@@ -2394,8 +2394,8 @@
             </w:pPr>
             <w:r>
               <w:rPr>
-                <w:rFonts w:ascii="Calibri" w:cs="Calibri" w:eastAsia="Calibri" w:hAnsi="Calibri"/>
-                <w:color w:val="1E2E2C"/>
+                <w:rFonts w:ascii="Georgia" w:cs="Georgia" w:eastAsia="Georgia" w:hAnsi="Georgia"/>
+                <w:color w:val="222222"/>
                 <w:sz w:val="20"/>
                 <w:szCs w:val="20"/>
               </w:rPr>
@@ -2403,8 +2403,8 @@
             </w:r>
             <w:r>
               <w:rPr>
-                <w:rFonts w:ascii="Calibri" w:cs="Calibri" w:eastAsia="Calibri" w:hAnsi="Calibri"/>
-                <w:color w:val="1E2E2C"/>
+                <w:rFonts w:ascii="Georgia" w:cs="Georgia" w:eastAsia="Georgia" w:hAnsi="Georgia"/>
+                <w:color w:val="222222"/>
                 <w:sz w:val="20"/>
                 <w:szCs w:val="20"/>
               </w:rPr>
@@ -2428,8 +2428,8 @@
             </w:pPr>
             <w:r>
               <w:rPr>
-                <w:rFonts w:ascii="Calibri" w:cs="Calibri" w:eastAsia="Calibri" w:hAnsi="Calibri"/>
-                <w:color w:val="1E2E2C"/>
+                <w:rFonts w:ascii="Georgia" w:cs="Georgia" w:eastAsia="Georgia" w:hAnsi="Georgia"/>
+                <w:color w:val="222222"/>
                 <w:sz w:val="20"/>
                 <w:szCs w:val="20"/>
               </w:rPr>
@@ -2458,8 +2458,8 @@
             </w:pPr>
             <w:r>
               <w:rPr>
-                <w:rFonts w:ascii="Calibri" w:cs="Calibri" w:eastAsia="Calibri" w:hAnsi="Calibri"/>
-                <w:color w:val="1E2E2C"/>
+                <w:rFonts w:ascii="Georgia" w:cs="Georgia" w:eastAsia="Georgia" w:hAnsi="Georgia"/>
+                <w:color w:val="222222"/>
                 <w:sz w:val="20"/>
                 <w:szCs w:val="20"/>
               </w:rPr>
@@ -2467,8 +2467,8 @@
             </w:r>
             <w:r>
               <w:rPr>
-                <w:rFonts w:ascii="Calibri" w:cs="Calibri" w:eastAsia="Calibri" w:hAnsi="Calibri"/>
-                <w:color w:val="1E2E2C"/>
+                <w:rFonts w:ascii="Georgia" w:cs="Georgia" w:eastAsia="Georgia" w:hAnsi="Georgia"/>
+                <w:color w:val="222222"/>
                 <w:sz w:val="20"/>
                 <w:szCs w:val="20"/>
               </w:rPr>
@@ -2492,8 +2492,8 @@
             </w:pPr>
             <w:r>
               <w:rPr>
-                <w:rFonts w:ascii="Calibri" w:cs="Calibri" w:eastAsia="Calibri" w:hAnsi="Calibri"/>
-                <w:color w:val="1E2E2C"/>
+                <w:rFonts w:ascii="Georgia" w:cs="Georgia" w:eastAsia="Georgia" w:hAnsi="Georgia"/>
+                <w:color w:val="222222"/>
                 <w:sz w:val="20"/>
                 <w:szCs w:val="20"/>
               </w:rPr>
@@ -2511,7 +2511,7 @@
     <w:p>
       <w:pPr>
         <w:pBdr>
-          <w:bottom w:val="single" w:color="C9D6D3" w:sz="6"/>
+          <w:bottom w:val="single" w:color="C8C8C8" w:sz="6"/>
         </w:pBdr>
         <w:spacing w:after="200" w:before="200"/>
       </w:pPr>
@@ -2520,16 +2520,16 @@
       <w:pPr>
         <w:pStyle w:val="Heading2"/>
         <w:pBdr>
-          <w:bottom w:val="single" w:color="12B84F" w:sz="6"/>
+          <w:bottom w:val="single" w:color="8C8C8C" w:sz="6"/>
         </w:pBdr>
         <w:spacing w:after="130" w:before="320"/>
       </w:pPr>
       <w:r>
         <w:rPr>
-          <w:rFonts w:ascii="Calibri" w:cs="Calibri" w:eastAsia="Calibri" w:hAnsi="Calibri"/>
+          <w:rFonts w:ascii="Georgia" w:cs="Georgia" w:eastAsia="Georgia" w:hAnsi="Georgia"/>
           <w:b/>
           <w:bCs/>
-          <w:color w:val="06302E"/>
+          <w:color w:val="1A1A1A"/>
           <w:sz w:val="23"/>
           <w:szCs w:val="23"/>
         </w:rPr>
@@ -2542,8 +2542,8 @@
       </w:pPr>
       <w:r>
         <w:rPr>
-          <w:rFonts w:ascii="Calibri" w:cs="Calibri" w:eastAsia="Calibri" w:hAnsi="Calibri"/>
-          <w:color w:val="1E2E2C"/>
+          <w:rFonts w:ascii="Georgia" w:cs="Georgia" w:eastAsia="Georgia" w:hAnsi="Georgia"/>
+          <w:color w:val="222222"/>
           <w:sz w:val="21"/>
           <w:szCs w:val="21"/>
         </w:rPr>
@@ -2551,8 +2551,8 @@
       </w:r>
       <w:r>
         <w:rPr>
-          <w:rFonts w:ascii="Calibri" w:cs="Calibri" w:eastAsia="Calibri" w:hAnsi="Calibri"/>
-          <w:color w:val="1E2E2C"/>
+          <w:rFonts w:ascii="Georgia" w:cs="Georgia" w:eastAsia="Georgia" w:hAnsi="Georgia"/>
+          <w:color w:val="222222"/>
           <w:sz w:val="21"/>
           <w:szCs w:val="21"/>
         </w:rPr>
@@ -2563,12 +2563,12 @@
       <w:tblPr>
         <w:tblW w:type="dxa" w:w="9458"/>
         <w:tblBorders>
-          <w:top w:val="single" w:color="C9D6D3" w:sz="2"/>
-          <w:left w:val="single" w:color="C9D6D3" w:sz="2"/>
-          <w:bottom w:val="single" w:color="C9D6D3" w:sz="2"/>
-          <w:right w:val="single" w:color="C9D6D3" w:sz="2"/>
-          <w:insideH w:val="single" w:color="C9D6D3" w:sz="2"/>
-          <w:insideV w:val="single" w:color="C9D6D3" w:sz="2"/>
+          <w:top w:val="single" w:color="C8C8C8" w:sz="2"/>
+          <w:left w:val="single" w:color="C8C8C8" w:sz="2"/>
+          <w:bottom w:val="single" w:color="C8C8C8" w:sz="2"/>
+          <w:right w:val="single" w:color="C8C8C8" w:sz="2"/>
+          <w:insideH w:val="single" w:color="C8C8C8" w:sz="2"/>
+          <w:insideV w:val="single" w:color="C8C8C8" w:sz="2"/>
         </w:tblBorders>
       </w:tblPr>
       <w:tblGrid>
@@ -2586,24 +2586,24 @@
         <w:tc>
           <w:tcPr>
             <w:tcW w:type="dxa" w:w="3216"/>
-            <w:shd w:fill="EEF4F2" w:val="clear"/>
-            <w:tcMar>
-              <w:top w:type="dxa" w:w="90"/>
-              <w:left w:type="dxa" w:w="130"/>
-              <w:bottom w:type="dxa" w:w="90"/>
-              <w:right w:type="dxa" w:w="130"/>
-            </w:tcMar>
-          </w:tcPr>
-          <w:p>
-            <w:pPr>
-              <w:spacing w:after="0" w:line="250"/>
-            </w:pPr>
-            <w:r>
-              <w:rPr>
-                <w:rFonts w:ascii="Calibri" w:cs="Calibri" w:eastAsia="Calibri" w:hAnsi="Calibri"/>
+            <w:shd w:fill="F2F2F2" w:val="clear"/>
+            <w:tcMar>
+              <w:top w:type="dxa" w:w="90"/>
+              <w:left w:type="dxa" w:w="130"/>
+              <w:bottom w:type="dxa" w:w="90"/>
+              <w:right w:type="dxa" w:w="130"/>
+            </w:tcMar>
+          </w:tcPr>
+          <w:p>
+            <w:pPr>
+              <w:spacing w:after="0" w:line="250"/>
+            </w:pPr>
+            <w:r>
+              <w:rPr>
+                <w:rFonts w:ascii="Georgia" w:cs="Georgia" w:eastAsia="Georgia" w:hAnsi="Georgia"/>
                 <w:b/>
                 <w:bCs/>
-                <w:color w:val="06302E"/>
+                <w:color w:val="1A1A1A"/>
                 <w:sz w:val="20"/>
                 <w:szCs w:val="20"/>
               </w:rPr>
@@ -2614,24 +2614,25 @@
         <w:tc>
           <w:tcPr>
             <w:tcW w:type="dxa" w:w="1248"/>
-            <w:shd w:fill="EEF4F2" w:val="clear"/>
-            <w:tcMar>
-              <w:top w:type="dxa" w:w="90"/>
-              <w:left w:type="dxa" w:w="130"/>
-              <w:bottom w:type="dxa" w:w="90"/>
-              <w:right w:type="dxa" w:w="130"/>
-            </w:tcMar>
-          </w:tcPr>
-          <w:p>
-            <w:pPr>
-              <w:spacing w:after="0" w:line="250"/>
-            </w:pPr>
-            <w:r>
-              <w:rPr>
-                <w:rFonts w:ascii="Calibri" w:cs="Calibri" w:eastAsia="Calibri" w:hAnsi="Calibri"/>
+            <w:shd w:fill="F2F2F2" w:val="clear"/>
+            <w:tcMar>
+              <w:top w:type="dxa" w:w="90"/>
+              <w:left w:type="dxa" w:w="130"/>
+              <w:bottom w:type="dxa" w:w="90"/>
+              <w:right w:type="dxa" w:w="130"/>
+            </w:tcMar>
+          </w:tcPr>
+          <w:p>
+            <w:pPr>
+              <w:spacing w:after="0" w:line="250"/>
+              <w:jc w:val="right"/>
+            </w:pPr>
+            <w:r>
+              <w:rPr>
+                <w:rFonts w:ascii="Georgia" w:cs="Georgia" w:eastAsia="Georgia" w:hAnsi="Georgia"/>
                 <w:b/>
                 <w:bCs/>
-                <w:color w:val="06302E"/>
+                <w:color w:val="1A1A1A"/>
                 <w:sz w:val="20"/>
                 <w:szCs w:val="20"/>
               </w:rPr>
@@ -2642,24 +2643,25 @@
         <w:tc>
           <w:tcPr>
             <w:tcW w:type="dxa" w:w="1248"/>
-            <w:shd w:fill="EEF4F2" w:val="clear"/>
-            <w:tcMar>
-              <w:top w:type="dxa" w:w="90"/>
-              <w:left w:type="dxa" w:w="130"/>
-              <w:bottom w:type="dxa" w:w="90"/>
-              <w:right w:type="dxa" w:w="130"/>
-            </w:tcMar>
-          </w:tcPr>
-          <w:p>
-            <w:pPr>
-              <w:spacing w:after="0" w:line="250"/>
-            </w:pPr>
-            <w:r>
-              <w:rPr>
-                <w:rFonts w:ascii="Calibri" w:cs="Calibri" w:eastAsia="Calibri" w:hAnsi="Calibri"/>
+            <w:shd w:fill="F2F2F2" w:val="clear"/>
+            <w:tcMar>
+              <w:top w:type="dxa" w:w="90"/>
+              <w:left w:type="dxa" w:w="130"/>
+              <w:bottom w:type="dxa" w:w="90"/>
+              <w:right w:type="dxa" w:w="130"/>
+            </w:tcMar>
+          </w:tcPr>
+          <w:p>
+            <w:pPr>
+              <w:spacing w:after="0" w:line="250"/>
+              <w:jc w:val="right"/>
+            </w:pPr>
+            <w:r>
+              <w:rPr>
+                <w:rFonts w:ascii="Georgia" w:cs="Georgia" w:eastAsia="Georgia" w:hAnsi="Georgia"/>
                 <w:b/>
                 <w:bCs/>
-                <w:color w:val="06302E"/>
+                <w:color w:val="1A1A1A"/>
                 <w:sz w:val="20"/>
                 <w:szCs w:val="20"/>
               </w:rPr>
@@ -2670,24 +2672,25 @@
         <w:tc>
           <w:tcPr>
             <w:tcW w:type="dxa" w:w="1248"/>
-            <w:shd w:fill="EEF4F2" w:val="clear"/>
-            <w:tcMar>
-              <w:top w:type="dxa" w:w="90"/>
-              <w:left w:type="dxa" w:w="130"/>
-              <w:bottom w:type="dxa" w:w="90"/>
-              <w:right w:type="dxa" w:w="130"/>
-            </w:tcMar>
-          </w:tcPr>
-          <w:p>
-            <w:pPr>
-              <w:spacing w:after="0" w:line="250"/>
-            </w:pPr>
-            <w:r>
-              <w:rPr>
-                <w:rFonts w:ascii="Calibri" w:cs="Calibri" w:eastAsia="Calibri" w:hAnsi="Calibri"/>
+            <w:shd w:fill="F2F2F2" w:val="clear"/>
+            <w:tcMar>
+              <w:top w:type="dxa" w:w="90"/>
+              <w:left w:type="dxa" w:w="130"/>
+              <w:bottom w:type="dxa" w:w="90"/>
+              <w:right w:type="dxa" w:w="130"/>
+            </w:tcMar>
+          </w:tcPr>
+          <w:p>
+            <w:pPr>
+              <w:spacing w:after="0" w:line="250"/>
+              <w:jc w:val="right"/>
+            </w:pPr>
+            <w:r>
+              <w:rPr>
+                <w:rFonts w:ascii="Georgia" w:cs="Georgia" w:eastAsia="Georgia" w:hAnsi="Georgia"/>
                 <w:b/>
                 <w:bCs/>
-                <w:color w:val="06302E"/>
+                <w:color w:val="1A1A1A"/>
                 <w:sz w:val="20"/>
                 <w:szCs w:val="20"/>
               </w:rPr>
@@ -2698,24 +2701,25 @@
         <w:tc>
           <w:tcPr>
             <w:tcW w:type="dxa" w:w="1248"/>
-            <w:shd w:fill="EEF4F2" w:val="clear"/>
-            <w:tcMar>
-              <w:top w:type="dxa" w:w="90"/>
-              <w:left w:type="dxa" w:w="130"/>
-              <w:bottom w:type="dxa" w:w="90"/>
-              <w:right w:type="dxa" w:w="130"/>
-            </w:tcMar>
-          </w:tcPr>
-          <w:p>
-            <w:pPr>
-              <w:spacing w:after="0" w:line="250"/>
-            </w:pPr>
-            <w:r>
-              <w:rPr>
-                <w:rFonts w:ascii="Calibri" w:cs="Calibri" w:eastAsia="Calibri" w:hAnsi="Calibri"/>
+            <w:shd w:fill="F2F2F2" w:val="clear"/>
+            <w:tcMar>
+              <w:top w:type="dxa" w:w="90"/>
+              <w:left w:type="dxa" w:w="130"/>
+              <w:bottom w:type="dxa" w:w="90"/>
+              <w:right w:type="dxa" w:w="130"/>
+            </w:tcMar>
+          </w:tcPr>
+          <w:p>
+            <w:pPr>
+              <w:spacing w:after="0" w:line="250"/>
+              <w:jc w:val="right"/>
+            </w:pPr>
+            <w:r>
+              <w:rPr>
+                <w:rFonts w:ascii="Georgia" w:cs="Georgia" w:eastAsia="Georgia" w:hAnsi="Georgia"/>
                 <w:b/>
                 <w:bCs/>
-                <w:color w:val="06302E"/>
+                <w:color w:val="1A1A1A"/>
                 <w:sz w:val="20"/>
                 <w:szCs w:val="20"/>
               </w:rPr>
@@ -2726,24 +2730,24 @@
         <w:tc>
           <w:tcPr>
             <w:tcW w:type="dxa" w:w="1250"/>
-            <w:shd w:fill="EEF4F2" w:val="clear"/>
-            <w:tcMar>
-              <w:top w:type="dxa" w:w="90"/>
-              <w:left w:type="dxa" w:w="130"/>
-              <w:bottom w:type="dxa" w:w="90"/>
-              <w:right w:type="dxa" w:w="130"/>
-            </w:tcMar>
-          </w:tcPr>
-          <w:p>
-            <w:pPr>
-              <w:spacing w:after="0" w:line="250"/>
-            </w:pPr>
-            <w:r>
-              <w:rPr>
-                <w:rFonts w:ascii="Calibri" w:cs="Calibri" w:eastAsia="Calibri" w:hAnsi="Calibri"/>
+            <w:shd w:fill="F2F2F2" w:val="clear"/>
+            <w:tcMar>
+              <w:top w:type="dxa" w:w="90"/>
+              <w:left w:type="dxa" w:w="130"/>
+              <w:bottom w:type="dxa" w:w="90"/>
+              <w:right w:type="dxa" w:w="130"/>
+            </w:tcMar>
+          </w:tcPr>
+          <w:p>
+            <w:pPr>
+              <w:spacing w:after="0" w:line="250"/>
+            </w:pPr>
+            <w:r>
+              <w:rPr>
+                <w:rFonts w:ascii="Georgia" w:cs="Georgia" w:eastAsia="Georgia" w:hAnsi="Georgia"/>
                 <w:b/>
                 <w:bCs/>
-                <w:color w:val="06302E"/>
+                <w:color w:val="1A1A1A"/>
                 <w:sz w:val="20"/>
                 <w:szCs w:val="20"/>
               </w:rPr>
@@ -2772,8 +2776,8 @@
             </w:pPr>
             <w:r>
               <w:rPr>
-                <w:rFonts w:ascii="Calibri" w:cs="Calibri" w:eastAsia="Calibri" w:hAnsi="Calibri"/>
-                <w:color w:val="1E2E2C"/>
+                <w:rFonts w:ascii="Georgia" w:cs="Georgia" w:eastAsia="Georgia" w:hAnsi="Georgia"/>
+                <w:color w:val="222222"/>
                 <w:sz w:val="20"/>
                 <w:szCs w:val="20"/>
               </w:rPr>
@@ -2798,8 +2802,8 @@
             </w:pPr>
             <w:r>
               <w:rPr>
-                <w:rFonts w:ascii="Calibri" w:cs="Calibri" w:eastAsia="Calibri" w:hAnsi="Calibri"/>
-                <w:color w:val="1E2E2C"/>
+                <w:rFonts w:ascii="Georgia" w:cs="Georgia" w:eastAsia="Georgia" w:hAnsi="Georgia"/>
+                <w:color w:val="222222"/>
                 <w:sz w:val="20"/>
                 <w:szCs w:val="20"/>
               </w:rPr>
@@ -2824,8 +2828,8 @@
             </w:pPr>
             <w:r>
               <w:rPr>
-                <w:rFonts w:ascii="Calibri" w:cs="Calibri" w:eastAsia="Calibri" w:hAnsi="Calibri"/>
-                <w:color w:val="1E2E2C"/>
+                <w:rFonts w:ascii="Georgia" w:cs="Georgia" w:eastAsia="Georgia" w:hAnsi="Georgia"/>
+                <w:color w:val="222222"/>
                 <w:sz w:val="20"/>
                 <w:szCs w:val="20"/>
               </w:rPr>
@@ -2850,8 +2854,8 @@
             </w:pPr>
             <w:r>
               <w:rPr>
-                <w:rFonts w:ascii="Calibri" w:cs="Calibri" w:eastAsia="Calibri" w:hAnsi="Calibri"/>
-                <w:color w:val="1E2E2C"/>
+                <w:rFonts w:ascii="Georgia" w:cs="Georgia" w:eastAsia="Georgia" w:hAnsi="Georgia"/>
+                <w:color w:val="222222"/>
                 <w:sz w:val="20"/>
                 <w:szCs w:val="20"/>
               </w:rPr>
@@ -2876,8 +2880,8 @@
             </w:pPr>
             <w:r>
               <w:rPr>
-                <w:rFonts w:ascii="Calibri" w:cs="Calibri" w:eastAsia="Calibri" w:hAnsi="Calibri"/>
-                <w:color w:val="1E2E2C"/>
+                <w:rFonts w:ascii="Georgia" w:cs="Georgia" w:eastAsia="Georgia" w:hAnsi="Georgia"/>
+                <w:color w:val="222222"/>
                 <w:sz w:val="20"/>
                 <w:szCs w:val="20"/>
               </w:rPr>
@@ -2901,8 +2905,8 @@
             </w:pPr>
             <w:r>
               <w:rPr>
-                <w:rFonts w:ascii="Calibri" w:cs="Calibri" w:eastAsia="Calibri" w:hAnsi="Calibri"/>
-                <w:color w:val="1E2E2C"/>
+                <w:rFonts w:ascii="Georgia" w:cs="Georgia" w:eastAsia="Georgia" w:hAnsi="Georgia"/>
+                <w:color w:val="222222"/>
                 <w:sz w:val="20"/>
                 <w:szCs w:val="20"/>
               </w:rPr>
@@ -2931,8 +2935,8 @@
             </w:pPr>
             <w:r>
               <w:rPr>
-                <w:rFonts w:ascii="Calibri" w:cs="Calibri" w:eastAsia="Calibri" w:hAnsi="Calibri"/>
-                <w:color w:val="1E2E2C"/>
+                <w:rFonts w:ascii="Georgia" w:cs="Georgia" w:eastAsia="Georgia" w:hAnsi="Georgia"/>
+                <w:color w:val="222222"/>
                 <w:sz w:val="20"/>
                 <w:szCs w:val="20"/>
               </w:rPr>
@@ -2957,8 +2961,8 @@
             </w:pPr>
             <w:r>
               <w:rPr>
-                <w:rFonts w:ascii="Calibri" w:cs="Calibri" w:eastAsia="Calibri" w:hAnsi="Calibri"/>
-                <w:color w:val="1E2E2C"/>
+                <w:rFonts w:ascii="Georgia" w:cs="Georgia" w:eastAsia="Georgia" w:hAnsi="Georgia"/>
+                <w:color w:val="222222"/>
                 <w:sz w:val="20"/>
                 <w:szCs w:val="20"/>
               </w:rPr>
@@ -2983,8 +2987,8 @@
             </w:pPr>
             <w:r>
               <w:rPr>
-                <w:rFonts w:ascii="Calibri" w:cs="Calibri" w:eastAsia="Calibri" w:hAnsi="Calibri"/>
-                <w:color w:val="1E2E2C"/>
+                <w:rFonts w:ascii="Georgia" w:cs="Georgia" w:eastAsia="Georgia" w:hAnsi="Georgia"/>
+                <w:color w:val="222222"/>
                 <w:sz w:val="20"/>
                 <w:szCs w:val="20"/>
               </w:rPr>
@@ -3009,8 +3013,8 @@
             </w:pPr>
             <w:r>
               <w:rPr>
-                <w:rFonts w:ascii="Calibri" w:cs="Calibri" w:eastAsia="Calibri" w:hAnsi="Calibri"/>
-                <w:color w:val="1E2E2C"/>
+                <w:rFonts w:ascii="Georgia" w:cs="Georgia" w:eastAsia="Georgia" w:hAnsi="Georgia"/>
+                <w:color w:val="222222"/>
                 <w:sz w:val="20"/>
                 <w:szCs w:val="20"/>
               </w:rPr>
@@ -3035,8 +3039,8 @@
             </w:pPr>
             <w:r>
               <w:rPr>
-                <w:rFonts w:ascii="Calibri" w:cs="Calibri" w:eastAsia="Calibri" w:hAnsi="Calibri"/>
-                <w:color w:val="1E2E2C"/>
+                <w:rFonts w:ascii="Georgia" w:cs="Georgia" w:eastAsia="Georgia" w:hAnsi="Georgia"/>
+                <w:color w:val="222222"/>
                 <w:sz w:val="20"/>
                 <w:szCs w:val="20"/>
               </w:rPr>
@@ -3060,8 +3064,8 @@
             </w:pPr>
             <w:r>
               <w:rPr>
-                <w:rFonts w:ascii="Calibri" w:cs="Calibri" w:eastAsia="Calibri" w:hAnsi="Calibri"/>
-                <w:color w:val="1E2E2C"/>
+                <w:rFonts w:ascii="Georgia" w:cs="Georgia" w:eastAsia="Georgia" w:hAnsi="Georgia"/>
+                <w:color w:val="222222"/>
                 <w:sz w:val="20"/>
                 <w:szCs w:val="20"/>
               </w:rPr>
@@ -3090,8 +3094,8 @@
             </w:pPr>
             <w:r>
               <w:rPr>
-                <w:rFonts w:ascii="Calibri" w:cs="Calibri" w:eastAsia="Calibri" w:hAnsi="Calibri"/>
-                <w:color w:val="1E2E2C"/>
+                <w:rFonts w:ascii="Georgia" w:cs="Georgia" w:eastAsia="Georgia" w:hAnsi="Georgia"/>
+                <w:color w:val="222222"/>
                 <w:sz w:val="20"/>
                 <w:szCs w:val="20"/>
               </w:rPr>
@@ -3116,8 +3120,8 @@
             </w:pPr>
             <w:r>
               <w:rPr>
-                <w:rFonts w:ascii="Calibri" w:cs="Calibri" w:eastAsia="Calibri" w:hAnsi="Calibri"/>
-                <w:color w:val="1E2E2C"/>
+                <w:rFonts w:ascii="Georgia" w:cs="Georgia" w:eastAsia="Georgia" w:hAnsi="Georgia"/>
+                <w:color w:val="222222"/>
                 <w:sz w:val="20"/>
                 <w:szCs w:val="20"/>
               </w:rPr>
@@ -3142,8 +3146,8 @@
             </w:pPr>
             <w:r>
               <w:rPr>
-                <w:rFonts w:ascii="Calibri" w:cs="Calibri" w:eastAsia="Calibri" w:hAnsi="Calibri"/>
-                <w:color w:val="1E2E2C"/>
+                <w:rFonts w:ascii="Georgia" w:cs="Georgia" w:eastAsia="Georgia" w:hAnsi="Georgia"/>
+                <w:color w:val="222222"/>
                 <w:sz w:val="20"/>
                 <w:szCs w:val="20"/>
               </w:rPr>
@@ -3168,8 +3172,8 @@
             </w:pPr>
             <w:r>
               <w:rPr>
-                <w:rFonts w:ascii="Calibri" w:cs="Calibri" w:eastAsia="Calibri" w:hAnsi="Calibri"/>
-                <w:color w:val="1E2E2C"/>
+                <w:rFonts w:ascii="Georgia" w:cs="Georgia" w:eastAsia="Georgia" w:hAnsi="Georgia"/>
+                <w:color w:val="222222"/>
                 <w:sz w:val="20"/>
                 <w:szCs w:val="20"/>
               </w:rPr>
@@ -3194,8 +3198,8 @@
             </w:pPr>
             <w:r>
               <w:rPr>
-                <w:rFonts w:ascii="Calibri" w:cs="Calibri" w:eastAsia="Calibri" w:hAnsi="Calibri"/>
-                <w:color w:val="1E2E2C"/>
+                <w:rFonts w:ascii="Georgia" w:cs="Georgia" w:eastAsia="Georgia" w:hAnsi="Georgia"/>
+                <w:color w:val="222222"/>
                 <w:sz w:val="20"/>
                 <w:szCs w:val="20"/>
               </w:rPr>
@@ -3219,8 +3223,8 @@
             </w:pPr>
             <w:r>
               <w:rPr>
-                <w:rFonts w:ascii="Calibri" w:cs="Calibri" w:eastAsia="Calibri" w:hAnsi="Calibri"/>
-                <w:color w:val="1E2E2C"/>
+                <w:rFonts w:ascii="Georgia" w:cs="Georgia" w:eastAsia="Georgia" w:hAnsi="Georgia"/>
+                <w:color w:val="222222"/>
                 <w:sz w:val="20"/>
                 <w:szCs w:val="20"/>
               </w:rPr>
@@ -3249,8 +3253,8 @@
             </w:pPr>
             <w:r>
               <w:rPr>
-                <w:rFonts w:ascii="Calibri" w:cs="Calibri" w:eastAsia="Calibri" w:hAnsi="Calibri"/>
-                <w:color w:val="1E2E2C"/>
+                <w:rFonts w:ascii="Georgia" w:cs="Georgia" w:eastAsia="Georgia" w:hAnsi="Georgia"/>
+                <w:color w:val="222222"/>
                 <w:sz w:val="20"/>
                 <w:szCs w:val="20"/>
               </w:rPr>
@@ -3275,8 +3279,8 @@
             </w:pPr>
             <w:r>
               <w:rPr>
-                <w:rFonts w:ascii="Calibri" w:cs="Calibri" w:eastAsia="Calibri" w:hAnsi="Calibri"/>
-                <w:color w:val="1E2E2C"/>
+                <w:rFonts w:ascii="Georgia" w:cs="Georgia" w:eastAsia="Georgia" w:hAnsi="Georgia"/>
+                <w:color w:val="222222"/>
                 <w:sz w:val="20"/>
                 <w:szCs w:val="20"/>
               </w:rPr>
@@ -3301,8 +3305,8 @@
             </w:pPr>
             <w:r>
               <w:rPr>
-                <w:rFonts w:ascii="Calibri" w:cs="Calibri" w:eastAsia="Calibri" w:hAnsi="Calibri"/>
-                <w:color w:val="1E2E2C"/>
+                <w:rFonts w:ascii="Georgia" w:cs="Georgia" w:eastAsia="Georgia" w:hAnsi="Georgia"/>
+                <w:color w:val="222222"/>
                 <w:sz w:val="20"/>
                 <w:szCs w:val="20"/>
               </w:rPr>
@@ -3327,8 +3331,8 @@
             </w:pPr>
             <w:r>
               <w:rPr>
-                <w:rFonts w:ascii="Calibri" w:cs="Calibri" w:eastAsia="Calibri" w:hAnsi="Calibri"/>
-                <w:color w:val="1E2E2C"/>
+                <w:rFonts w:ascii="Georgia" w:cs="Georgia" w:eastAsia="Georgia" w:hAnsi="Georgia"/>
+                <w:color w:val="222222"/>
                 <w:sz w:val="20"/>
                 <w:szCs w:val="20"/>
               </w:rPr>
@@ -3353,8 +3357,8 @@
             </w:pPr>
             <w:r>
               <w:rPr>
-                <w:rFonts w:ascii="Calibri" w:cs="Calibri" w:eastAsia="Calibri" w:hAnsi="Calibri"/>
-                <w:color w:val="1E2E2C"/>
+                <w:rFonts w:ascii="Georgia" w:cs="Georgia" w:eastAsia="Georgia" w:hAnsi="Georgia"/>
+                <w:color w:val="222222"/>
                 <w:sz w:val="20"/>
                 <w:szCs w:val="20"/>
               </w:rPr>
@@ -3378,8 +3382,8 @@
             </w:pPr>
             <w:r>
               <w:rPr>
-                <w:rFonts w:ascii="Calibri" w:cs="Calibri" w:eastAsia="Calibri" w:hAnsi="Calibri"/>
-                <w:color w:val="1E2E2C"/>
+                <w:rFonts w:ascii="Georgia" w:cs="Georgia" w:eastAsia="Georgia" w:hAnsi="Georgia"/>
+                <w:color w:val="222222"/>
                 <w:sz w:val="20"/>
                 <w:szCs w:val="20"/>
               </w:rPr>
@@ -3408,8 +3412,8 @@
             </w:pPr>
             <w:r>
               <w:rPr>
-                <w:rFonts w:ascii="Calibri" w:cs="Calibri" w:eastAsia="Calibri" w:hAnsi="Calibri"/>
-                <w:color w:val="1E2E2C"/>
+                <w:rFonts w:ascii="Georgia" w:cs="Georgia" w:eastAsia="Georgia" w:hAnsi="Georgia"/>
+                <w:color w:val="222222"/>
                 <w:sz w:val="20"/>
                 <w:szCs w:val="20"/>
               </w:rPr>
@@ -3434,8 +3438,8 @@
             </w:pPr>
             <w:r>
               <w:rPr>
-                <w:rFonts w:ascii="Calibri" w:cs="Calibri" w:eastAsia="Calibri" w:hAnsi="Calibri"/>
-                <w:color w:val="1E2E2C"/>
+                <w:rFonts w:ascii="Georgia" w:cs="Georgia" w:eastAsia="Georgia" w:hAnsi="Georgia"/>
+                <w:color w:val="222222"/>
                 <w:sz w:val="20"/>
                 <w:szCs w:val="20"/>
               </w:rPr>
@@ -3460,8 +3464,8 @@
             </w:pPr>
             <w:r>
               <w:rPr>
-                <w:rFonts w:ascii="Calibri" w:cs="Calibri" w:eastAsia="Calibri" w:hAnsi="Calibri"/>
-                <w:color w:val="1E2E2C"/>
+                <w:rFonts w:ascii="Georgia" w:cs="Georgia" w:eastAsia="Georgia" w:hAnsi="Georgia"/>
+                <w:color w:val="222222"/>
                 <w:sz w:val="20"/>
                 <w:szCs w:val="20"/>
               </w:rPr>
@@ -3486,8 +3490,8 @@
             </w:pPr>
             <w:r>
               <w:rPr>
-                <w:rFonts w:ascii="Calibri" w:cs="Calibri" w:eastAsia="Calibri" w:hAnsi="Calibri"/>
-                <w:color w:val="1E2E2C"/>
+                <w:rFonts w:ascii="Georgia" w:cs="Georgia" w:eastAsia="Georgia" w:hAnsi="Georgia"/>
+                <w:color w:val="222222"/>
                 <w:sz w:val="20"/>
                 <w:szCs w:val="20"/>
               </w:rPr>
@@ -3512,8 +3516,8 @@
             </w:pPr>
             <w:r>
               <w:rPr>
-                <w:rFonts w:ascii="Calibri" w:cs="Calibri" w:eastAsia="Calibri" w:hAnsi="Calibri"/>
-                <w:color w:val="1E2E2C"/>
+                <w:rFonts w:ascii="Georgia" w:cs="Georgia" w:eastAsia="Georgia" w:hAnsi="Georgia"/>
+                <w:color w:val="222222"/>
                 <w:sz w:val="20"/>
                 <w:szCs w:val="20"/>
               </w:rPr>
@@ -3537,8 +3541,8 @@
             </w:pPr>
             <w:r>
               <w:rPr>
-                <w:rFonts w:ascii="Calibri" w:cs="Calibri" w:eastAsia="Calibri" w:hAnsi="Calibri"/>
-                <w:color w:val="1E2E2C"/>
+                <w:rFonts w:ascii="Georgia" w:cs="Georgia" w:eastAsia="Georgia" w:hAnsi="Georgia"/>
+                <w:color w:val="222222"/>
                 <w:sz w:val="20"/>
                 <w:szCs w:val="20"/>
               </w:rPr>
@@ -3559,8 +3563,8 @@
       </w:pPr>
       <w:r>
         <w:rPr>
-          <w:rFonts w:ascii="Calibri" w:cs="Calibri" w:eastAsia="Calibri" w:hAnsi="Calibri"/>
-          <w:color w:val="1E2E2C"/>
+          <w:rFonts w:ascii="Georgia" w:cs="Georgia" w:eastAsia="Georgia" w:hAnsi="Georgia"/>
+          <w:color w:val="222222"/>
           <w:sz w:val="21"/>
           <w:szCs w:val="21"/>
         </w:rPr>
@@ -3568,8 +3572,8 @@
       </w:r>
       <w:r>
         <w:rPr>
-          <w:rFonts w:ascii="Calibri" w:cs="Calibri" w:eastAsia="Calibri" w:hAnsi="Calibri"/>
-          <w:color w:val="1E2E2C"/>
+          <w:rFonts w:ascii="Georgia" w:cs="Georgia" w:eastAsia="Georgia" w:hAnsi="Georgia"/>
+          <w:color w:val="222222"/>
           <w:sz w:val="21"/>
           <w:szCs w:val="21"/>
         </w:rPr>
@@ -3579,7 +3583,7 @@
     <w:p>
       <w:pPr>
         <w:pBdr>
-          <w:bottom w:val="single" w:color="C9D6D3" w:sz="6"/>
+          <w:bottom w:val="single" w:color="C8C8C8" w:sz="6"/>
         </w:pBdr>
         <w:spacing w:after="200" w:before="200"/>
       </w:pPr>
@@ -3588,16 +3592,16 @@
       <w:pPr>
         <w:pStyle w:val="Heading2"/>
         <w:pBdr>
-          <w:bottom w:val="single" w:color="12B84F" w:sz="6"/>
+          <w:bottom w:val="single" w:color="8C8C8C" w:sz="6"/>
         </w:pBdr>
         <w:spacing w:after="130" w:before="320"/>
       </w:pPr>
       <w:r>
         <w:rPr>
-          <w:rFonts w:ascii="Calibri" w:cs="Calibri" w:eastAsia="Calibri" w:hAnsi="Calibri"/>
+          <w:rFonts w:ascii="Georgia" w:cs="Georgia" w:eastAsia="Georgia" w:hAnsi="Georgia"/>
           <w:b/>
           <w:bCs/>
-          <w:color w:val="06302E"/>
+          <w:color w:val="1A1A1A"/>
           <w:sz w:val="23"/>
           <w:szCs w:val="23"/>
         </w:rPr>
@@ -3611,10 +3615,10 @@
       </w:pPr>
       <w:r>
         <w:rPr>
-          <w:rFonts w:ascii="Calibri" w:cs="Calibri" w:eastAsia="Calibri" w:hAnsi="Calibri"/>
+          <w:rFonts w:ascii="Georgia" w:cs="Georgia" w:eastAsia="Georgia" w:hAnsi="Georgia"/>
           <w:b/>
           <w:bCs/>
-          <w:color w:val="06302E"/>
+          <w:color w:val="1A1A1A"/>
           <w:sz w:val="21"/>
           <w:szCs w:val="21"/>
         </w:rPr>
@@ -3622,8 +3626,8 @@
       </w:r>
       <w:r>
         <w:rPr>
-          <w:rFonts w:ascii="Calibri" w:cs="Calibri" w:eastAsia="Calibri" w:hAnsi="Calibri"/>
-          <w:color w:val="1E2E2C"/>
+          <w:rFonts w:ascii="Georgia" w:cs="Georgia" w:eastAsia="Georgia" w:hAnsi="Georgia"/>
+          <w:color w:val="222222"/>
           <w:sz w:val="21"/>
           <w:szCs w:val="21"/>
         </w:rPr>
@@ -3634,12 +3638,12 @@
       <w:tblPr>
         <w:tblW w:type="dxa" w:w="9458"/>
         <w:tblBorders>
-          <w:top w:val="single" w:color="C9D6D3" w:sz="2"/>
-          <w:left w:val="single" w:color="C9D6D3" w:sz="2"/>
-          <w:bottom w:val="single" w:color="C9D6D3" w:sz="2"/>
-          <w:right w:val="single" w:color="C9D6D3" w:sz="2"/>
-          <w:insideH w:val="single" w:color="C9D6D3" w:sz="2"/>
-          <w:insideV w:val="single" w:color="C9D6D3" w:sz="2"/>
+          <w:top w:val="single" w:color="C8C8C8" w:sz="2"/>
+          <w:left w:val="single" w:color="C8C8C8" w:sz="2"/>
+          <w:bottom w:val="single" w:color="C8C8C8" w:sz="2"/>
+          <w:right w:val="single" w:color="C8C8C8" w:sz="2"/>
+          <w:insideH w:val="single" w:color="C8C8C8" w:sz="2"/>
+          <w:insideV w:val="single" w:color="C8C8C8" w:sz="2"/>
         </w:tblBorders>
       </w:tblPr>
       <w:tblGrid>
@@ -3655,24 +3659,24 @@
         <w:tc>
           <w:tcPr>
             <w:tcW w:type="dxa" w:w="3216"/>
-            <w:shd w:fill="EEF4F2" w:val="clear"/>
-            <w:tcMar>
-              <w:top w:type="dxa" w:w="90"/>
-              <w:left w:type="dxa" w:w="130"/>
-              <w:bottom w:type="dxa" w:w="90"/>
-              <w:right w:type="dxa" w:w="130"/>
-            </w:tcMar>
-          </w:tcPr>
-          <w:p>
-            <w:pPr>
-              <w:spacing w:after="0" w:line="250"/>
-            </w:pPr>
-            <w:r>
-              <w:rPr>
-                <w:rFonts w:ascii="Calibri" w:cs="Calibri" w:eastAsia="Calibri" w:hAnsi="Calibri"/>
+            <w:shd w:fill="F2F2F2" w:val="clear"/>
+            <w:tcMar>
+              <w:top w:type="dxa" w:w="90"/>
+              <w:left w:type="dxa" w:w="130"/>
+              <w:bottom w:type="dxa" w:w="90"/>
+              <w:right w:type="dxa" w:w="130"/>
+            </w:tcMar>
+          </w:tcPr>
+          <w:p>
+            <w:pPr>
+              <w:spacing w:after="0" w:line="250"/>
+            </w:pPr>
+            <w:r>
+              <w:rPr>
+                <w:rFonts w:ascii="Georgia" w:cs="Georgia" w:eastAsia="Georgia" w:hAnsi="Georgia"/>
                 <w:b/>
                 <w:bCs/>
-                <w:color w:val="06302E"/>
+                <w:color w:val="1A1A1A"/>
                 <w:sz w:val="20"/>
                 <w:szCs w:val="20"/>
               </w:rPr>
@@ -3683,24 +3687,25 @@
         <w:tc>
           <w:tcPr>
             <w:tcW w:type="dxa" w:w="2080"/>
-            <w:shd w:fill="EEF4F2" w:val="clear"/>
-            <w:tcMar>
-              <w:top w:type="dxa" w:w="90"/>
-              <w:left w:type="dxa" w:w="130"/>
-              <w:bottom w:type="dxa" w:w="90"/>
-              <w:right w:type="dxa" w:w="130"/>
-            </w:tcMar>
-          </w:tcPr>
-          <w:p>
-            <w:pPr>
-              <w:spacing w:after="0" w:line="250"/>
-            </w:pPr>
-            <w:r>
-              <w:rPr>
-                <w:rFonts w:ascii="Calibri" w:cs="Calibri" w:eastAsia="Calibri" w:hAnsi="Calibri"/>
+            <w:shd w:fill="F2F2F2" w:val="clear"/>
+            <w:tcMar>
+              <w:top w:type="dxa" w:w="90"/>
+              <w:left w:type="dxa" w:w="130"/>
+              <w:bottom w:type="dxa" w:w="90"/>
+              <w:right w:type="dxa" w:w="130"/>
+            </w:tcMar>
+          </w:tcPr>
+          <w:p>
+            <w:pPr>
+              <w:spacing w:after="0" w:line="250"/>
+              <w:jc w:val="right"/>
+            </w:pPr>
+            <w:r>
+              <w:rPr>
+                <w:rFonts w:ascii="Georgia" w:cs="Georgia" w:eastAsia="Georgia" w:hAnsi="Georgia"/>
                 <w:b/>
                 <w:bCs/>
-                <w:color w:val="06302E"/>
+                <w:color w:val="1A1A1A"/>
                 <w:sz w:val="20"/>
                 <w:szCs w:val="20"/>
               </w:rPr>
@@ -3711,24 +3716,25 @@
         <w:tc>
           <w:tcPr>
             <w:tcW w:type="dxa" w:w="2080"/>
-            <w:shd w:fill="EEF4F2" w:val="clear"/>
-            <w:tcMar>
-              <w:top w:type="dxa" w:w="90"/>
-              <w:left w:type="dxa" w:w="130"/>
-              <w:bottom w:type="dxa" w:w="90"/>
-              <w:right w:type="dxa" w:w="130"/>
-            </w:tcMar>
-          </w:tcPr>
-          <w:p>
-            <w:pPr>
-              <w:spacing w:after="0" w:line="250"/>
-            </w:pPr>
-            <w:r>
-              <w:rPr>
-                <w:rFonts w:ascii="Calibri" w:cs="Calibri" w:eastAsia="Calibri" w:hAnsi="Calibri"/>
+            <w:shd w:fill="F2F2F2" w:val="clear"/>
+            <w:tcMar>
+              <w:top w:type="dxa" w:w="90"/>
+              <w:left w:type="dxa" w:w="130"/>
+              <w:bottom w:type="dxa" w:w="90"/>
+              <w:right w:type="dxa" w:w="130"/>
+            </w:tcMar>
+          </w:tcPr>
+          <w:p>
+            <w:pPr>
+              <w:spacing w:after="0" w:line="250"/>
+              <w:jc w:val="right"/>
+            </w:pPr>
+            <w:r>
+              <w:rPr>
+                <w:rFonts w:ascii="Georgia" w:cs="Georgia" w:eastAsia="Georgia" w:hAnsi="Georgia"/>
                 <w:b/>
                 <w:bCs/>
-                <w:color w:val="06302E"/>
+                <w:color w:val="1A1A1A"/>
                 <w:sz w:val="20"/>
                 <w:szCs w:val="20"/>
               </w:rPr>
@@ -3739,24 +3745,24 @@
         <w:tc>
           <w:tcPr>
             <w:tcW w:type="dxa" w:w="2082"/>
-            <w:shd w:fill="EEF4F2" w:val="clear"/>
-            <w:tcMar>
-              <w:top w:type="dxa" w:w="90"/>
-              <w:left w:type="dxa" w:w="130"/>
-              <w:bottom w:type="dxa" w:w="90"/>
-              <w:right w:type="dxa" w:w="130"/>
-            </w:tcMar>
-          </w:tcPr>
-          <w:p>
-            <w:pPr>
-              <w:spacing w:after="0" w:line="250"/>
-            </w:pPr>
-            <w:r>
-              <w:rPr>
-                <w:rFonts w:ascii="Calibri" w:cs="Calibri" w:eastAsia="Calibri" w:hAnsi="Calibri"/>
+            <w:shd w:fill="F2F2F2" w:val="clear"/>
+            <w:tcMar>
+              <w:top w:type="dxa" w:w="90"/>
+              <w:left w:type="dxa" w:w="130"/>
+              <w:bottom w:type="dxa" w:w="90"/>
+              <w:right w:type="dxa" w:w="130"/>
+            </w:tcMar>
+          </w:tcPr>
+          <w:p>
+            <w:pPr>
+              <w:spacing w:after="0" w:line="250"/>
+            </w:pPr>
+            <w:r>
+              <w:rPr>
+                <w:rFonts w:ascii="Georgia" w:cs="Georgia" w:eastAsia="Georgia" w:hAnsi="Georgia"/>
                 <w:b/>
                 <w:bCs/>
-                <w:color w:val="06302E"/>
+                <w:color w:val="1A1A1A"/>
                 <w:sz w:val="20"/>
                 <w:szCs w:val="20"/>
               </w:rPr>
@@ -3785,8 +3791,8 @@
             </w:pPr>
             <w:r>
               <w:rPr>
-                <w:rFonts w:ascii="Calibri" w:cs="Calibri" w:eastAsia="Calibri" w:hAnsi="Calibri"/>
-                <w:color w:val="1E2E2C"/>
+                <w:rFonts w:ascii="Georgia" w:cs="Georgia" w:eastAsia="Georgia" w:hAnsi="Georgia"/>
+                <w:color w:val="222222"/>
                 <w:sz w:val="20"/>
                 <w:szCs w:val="20"/>
               </w:rPr>
@@ -3811,8 +3817,8 @@
             </w:pPr>
             <w:r>
               <w:rPr>
-                <w:rFonts w:ascii="Calibri" w:cs="Calibri" w:eastAsia="Calibri" w:hAnsi="Calibri"/>
-                <w:color w:val="1E2E2C"/>
+                <w:rFonts w:ascii="Georgia" w:cs="Georgia" w:eastAsia="Georgia" w:hAnsi="Georgia"/>
+                <w:color w:val="222222"/>
                 <w:sz w:val="20"/>
                 <w:szCs w:val="20"/>
               </w:rPr>
@@ -3837,8 +3843,8 @@
             </w:pPr>
             <w:r>
               <w:rPr>
-                <w:rFonts w:ascii="Calibri" w:cs="Calibri" w:eastAsia="Calibri" w:hAnsi="Calibri"/>
-                <w:color w:val="1E2E2C"/>
+                <w:rFonts w:ascii="Georgia" w:cs="Georgia" w:eastAsia="Georgia" w:hAnsi="Georgia"/>
+                <w:color w:val="222222"/>
                 <w:sz w:val="20"/>
                 <w:szCs w:val="20"/>
               </w:rPr>
@@ -3859,12 +3865,11 @@
           <w:p>
             <w:pPr>
               <w:spacing w:after="0" w:line="250"/>
-              <w:jc w:val="right"/>
-            </w:pPr>
-            <w:r>
-              <w:rPr>
-                <w:rFonts w:ascii="Calibri" w:cs="Calibri" w:eastAsia="Calibri" w:hAnsi="Calibri"/>
-                <w:color w:val="1E2E2C"/>
+            </w:pPr>
+            <w:r>
+              <w:rPr>
+                <w:rFonts w:ascii="Georgia" w:cs="Georgia" w:eastAsia="Georgia" w:hAnsi="Georgia"/>
+                <w:color w:val="222222"/>
                 <w:sz w:val="20"/>
                 <w:szCs w:val="20"/>
               </w:rPr>
@@ -3893,8 +3898,8 @@
             </w:pPr>
             <w:r>
               <w:rPr>
-                <w:rFonts w:ascii="Calibri" w:cs="Calibri" w:eastAsia="Calibri" w:hAnsi="Calibri"/>
-                <w:color w:val="1E2E2C"/>
+                <w:rFonts w:ascii="Georgia" w:cs="Georgia" w:eastAsia="Georgia" w:hAnsi="Georgia"/>
+                <w:color w:val="222222"/>
                 <w:sz w:val="20"/>
                 <w:szCs w:val="20"/>
               </w:rPr>
@@ -3919,8 +3924,8 @@
             </w:pPr>
             <w:r>
               <w:rPr>
-                <w:rFonts w:ascii="Calibri" w:cs="Calibri" w:eastAsia="Calibri" w:hAnsi="Calibri"/>
-                <w:color w:val="1E2E2C"/>
+                <w:rFonts w:ascii="Georgia" w:cs="Georgia" w:eastAsia="Georgia" w:hAnsi="Georgia"/>
+                <w:color w:val="222222"/>
                 <w:sz w:val="20"/>
                 <w:szCs w:val="20"/>
               </w:rPr>
@@ -3945,8 +3950,8 @@
             </w:pPr>
             <w:r>
               <w:rPr>
-                <w:rFonts w:ascii="Calibri" w:cs="Calibri" w:eastAsia="Calibri" w:hAnsi="Calibri"/>
-                <w:color w:val="1E2E2C"/>
+                <w:rFonts w:ascii="Georgia" w:cs="Georgia" w:eastAsia="Georgia" w:hAnsi="Georgia"/>
+                <w:color w:val="222222"/>
                 <w:sz w:val="20"/>
                 <w:szCs w:val="20"/>
               </w:rPr>
@@ -3967,12 +3972,11 @@
           <w:p>
             <w:pPr>
               <w:spacing w:after="0" w:line="250"/>
-              <w:jc w:val="right"/>
-            </w:pPr>
-            <w:r>
-              <w:rPr>
-                <w:rFonts w:ascii="Calibri" w:cs="Calibri" w:eastAsia="Calibri" w:hAnsi="Calibri"/>
-                <w:color w:val="1E2E2C"/>
+            </w:pPr>
+            <w:r>
+              <w:rPr>
+                <w:rFonts w:ascii="Georgia" w:cs="Georgia" w:eastAsia="Georgia" w:hAnsi="Georgia"/>
+                <w:color w:val="222222"/>
                 <w:sz w:val="20"/>
                 <w:szCs w:val="20"/>
               </w:rPr>
@@ -4001,8 +4005,8 @@
             </w:pPr>
             <w:r>
               <w:rPr>
-                <w:rFonts w:ascii="Calibri" w:cs="Calibri" w:eastAsia="Calibri" w:hAnsi="Calibri"/>
-                <w:color w:val="1E2E2C"/>
+                <w:rFonts w:ascii="Georgia" w:cs="Georgia" w:eastAsia="Georgia" w:hAnsi="Georgia"/>
+                <w:color w:val="222222"/>
                 <w:sz w:val="20"/>
                 <w:szCs w:val="20"/>
               </w:rPr>
@@ -4027,8 +4031,8 @@
             </w:pPr>
             <w:r>
               <w:rPr>
-                <w:rFonts w:ascii="Calibri" w:cs="Calibri" w:eastAsia="Calibri" w:hAnsi="Calibri"/>
-                <w:color w:val="1E2E2C"/>
+                <w:rFonts w:ascii="Georgia" w:cs="Georgia" w:eastAsia="Georgia" w:hAnsi="Georgia"/>
+                <w:color w:val="222222"/>
                 <w:sz w:val="20"/>
                 <w:szCs w:val="20"/>
               </w:rPr>
@@ -4053,8 +4057,8 @@
             </w:pPr>
             <w:r>
               <w:rPr>
-                <w:rFonts w:ascii="Calibri" w:cs="Calibri" w:eastAsia="Calibri" w:hAnsi="Calibri"/>
-                <w:color w:val="1E2E2C"/>
+                <w:rFonts w:ascii="Georgia" w:cs="Georgia" w:eastAsia="Georgia" w:hAnsi="Georgia"/>
+                <w:color w:val="222222"/>
                 <w:sz w:val="20"/>
                 <w:szCs w:val="20"/>
               </w:rPr>
@@ -4075,12 +4079,11 @@
           <w:p>
             <w:pPr>
               <w:spacing w:after="0" w:line="250"/>
-              <w:jc w:val="right"/>
-            </w:pPr>
-            <w:r>
-              <w:rPr>
-                <w:rFonts w:ascii="Calibri" w:cs="Calibri" w:eastAsia="Calibri" w:hAnsi="Calibri"/>
-                <w:color w:val="1E2E2C"/>
+            </w:pPr>
+            <w:r>
+              <w:rPr>
+                <w:rFonts w:ascii="Georgia" w:cs="Georgia" w:eastAsia="Georgia" w:hAnsi="Georgia"/>
+                <w:color w:val="222222"/>
                 <w:sz w:val="20"/>
                 <w:szCs w:val="20"/>
               </w:rPr>
@@ -4109,8 +4112,8 @@
             </w:pPr>
             <w:r>
               <w:rPr>
-                <w:rFonts w:ascii="Calibri" w:cs="Calibri" w:eastAsia="Calibri" w:hAnsi="Calibri"/>
-                <w:color w:val="1E2E2C"/>
+                <w:rFonts w:ascii="Georgia" w:cs="Georgia" w:eastAsia="Georgia" w:hAnsi="Georgia"/>
+                <w:color w:val="222222"/>
                 <w:sz w:val="20"/>
                 <w:szCs w:val="20"/>
               </w:rPr>
@@ -4135,8 +4138,8 @@
             </w:pPr>
             <w:r>
               <w:rPr>
-                <w:rFonts w:ascii="Calibri" w:cs="Calibri" w:eastAsia="Calibri" w:hAnsi="Calibri"/>
-                <w:color w:val="1E2E2C"/>
+                <w:rFonts w:ascii="Georgia" w:cs="Georgia" w:eastAsia="Georgia" w:hAnsi="Georgia"/>
+                <w:color w:val="222222"/>
                 <w:sz w:val="20"/>
                 <w:szCs w:val="20"/>
               </w:rPr>
@@ -4161,8 +4164,8 @@
             </w:pPr>
             <w:r>
               <w:rPr>
-                <w:rFonts w:ascii="Calibri" w:cs="Calibri" w:eastAsia="Calibri" w:hAnsi="Calibri"/>
-                <w:color w:val="1E2E2C"/>
+                <w:rFonts w:ascii="Georgia" w:cs="Georgia" w:eastAsia="Georgia" w:hAnsi="Georgia"/>
+                <w:color w:val="222222"/>
                 <w:sz w:val="20"/>
                 <w:szCs w:val="20"/>
               </w:rPr>
@@ -4183,12 +4186,11 @@
           <w:p>
             <w:pPr>
               <w:spacing w:after="0" w:line="250"/>
-              <w:jc w:val="right"/>
-            </w:pPr>
-            <w:r>
-              <w:rPr>
-                <w:rFonts w:ascii="Calibri" w:cs="Calibri" w:eastAsia="Calibri" w:hAnsi="Calibri"/>
-                <w:color w:val="1E2E2C"/>
+            </w:pPr>
+            <w:r>
+              <w:rPr>
+                <w:rFonts w:ascii="Georgia" w:cs="Georgia" w:eastAsia="Georgia" w:hAnsi="Georgia"/>
+                <w:color w:val="222222"/>
                 <w:sz w:val="20"/>
                 <w:szCs w:val="20"/>
               </w:rPr>
@@ -4217,8 +4219,8 @@
             </w:pPr>
             <w:r>
               <w:rPr>
-                <w:rFonts w:ascii="Calibri" w:cs="Calibri" w:eastAsia="Calibri" w:hAnsi="Calibri"/>
-                <w:color w:val="1E2E2C"/>
+                <w:rFonts w:ascii="Georgia" w:cs="Georgia" w:eastAsia="Georgia" w:hAnsi="Georgia"/>
+                <w:color w:val="222222"/>
                 <w:sz w:val="20"/>
                 <w:szCs w:val="20"/>
               </w:rPr>
@@ -4243,8 +4245,8 @@
             </w:pPr>
             <w:r>
               <w:rPr>
-                <w:rFonts w:ascii="Calibri" w:cs="Calibri" w:eastAsia="Calibri" w:hAnsi="Calibri"/>
-                <w:color w:val="1E2E2C"/>
+                <w:rFonts w:ascii="Georgia" w:cs="Georgia" w:eastAsia="Georgia" w:hAnsi="Georgia"/>
+                <w:color w:val="222222"/>
                 <w:sz w:val="20"/>
                 <w:szCs w:val="20"/>
               </w:rPr>
@@ -4269,8 +4271,8 @@
             </w:pPr>
             <w:r>
               <w:rPr>
-                <w:rFonts w:ascii="Calibri" w:cs="Calibri" w:eastAsia="Calibri" w:hAnsi="Calibri"/>
-                <w:color w:val="1E2E2C"/>
+                <w:rFonts w:ascii="Georgia" w:cs="Georgia" w:eastAsia="Georgia" w:hAnsi="Georgia"/>
+                <w:color w:val="222222"/>
                 <w:sz w:val="20"/>
                 <w:szCs w:val="20"/>
               </w:rPr>
@@ -4294,8 +4296,8 @@
             </w:pPr>
             <w:r>
               <w:rPr>
-                <w:rFonts w:ascii="Calibri" w:cs="Calibri" w:eastAsia="Calibri" w:hAnsi="Calibri"/>
-                <w:color w:val="1E2E2C"/>
+                <w:rFonts w:ascii="Georgia" w:cs="Georgia" w:eastAsia="Georgia" w:hAnsi="Georgia"/>
+                <w:color w:val="222222"/>
                 <w:sz w:val="20"/>
                 <w:szCs w:val="20"/>
               </w:rPr>
@@ -4317,10 +4319,10 @@
       </w:pPr>
       <w:r>
         <w:rPr>
-          <w:rFonts w:ascii="Calibri" w:cs="Calibri" w:eastAsia="Calibri" w:hAnsi="Calibri"/>
+          <w:rFonts w:ascii="Georgia" w:cs="Georgia" w:eastAsia="Georgia" w:hAnsi="Georgia"/>
           <w:b/>
           <w:bCs/>
-          <w:color w:val="06302E"/>
+          <w:color w:val="1A1A1A"/>
           <w:sz w:val="21"/>
           <w:szCs w:val="21"/>
         </w:rPr>
@@ -4328,8 +4330,8 @@
       </w:r>
       <w:r>
         <w:rPr>
-          <w:rFonts w:ascii="Calibri" w:cs="Calibri" w:eastAsia="Calibri" w:hAnsi="Calibri"/>
-          <w:color w:val="1E2E2C"/>
+          <w:rFonts w:ascii="Georgia" w:cs="Georgia" w:eastAsia="Georgia" w:hAnsi="Georgia"/>
+          <w:color w:val="222222"/>
           <w:sz w:val="21"/>
           <w:szCs w:val="21"/>
         </w:rPr>
@@ -4337,10 +4339,10 @@
       </w:r>
       <w:r>
         <w:rPr>
-          <w:rFonts w:ascii="Calibri" w:cs="Calibri" w:eastAsia="Calibri" w:hAnsi="Calibri"/>
+          <w:rFonts w:ascii="Georgia" w:cs="Georgia" w:eastAsia="Georgia" w:hAnsi="Georgia"/>
           <w:b/>
           <w:bCs/>
-          <w:color w:val="1E2E2C"/>
+          <w:color w:val="222222"/>
           <w:sz w:val="21"/>
           <w:szCs w:val="21"/>
         </w:rPr>
@@ -4348,8 +4350,8 @@
       </w:r>
       <w:r>
         <w:rPr>
-          <w:rFonts w:ascii="Calibri" w:cs="Calibri" w:eastAsia="Calibri" w:hAnsi="Calibri"/>
-          <w:color w:val="1E2E2C"/>
+          <w:rFonts w:ascii="Georgia" w:cs="Georgia" w:eastAsia="Georgia" w:hAnsi="Georgia"/>
+          <w:color w:val="222222"/>
           <w:sz w:val="21"/>
           <w:szCs w:val="21"/>
         </w:rPr>
@@ -4359,7 +4361,7 @@
     <w:p>
       <w:pPr>
         <w:pBdr>
-          <w:bottom w:val="single" w:color="C9D6D3" w:sz="6"/>
+          <w:bottom w:val="single" w:color="C8C8C8" w:sz="6"/>
         </w:pBdr>
         <w:spacing w:after="200" w:before="200"/>
       </w:pPr>
@@ -4368,16 +4370,16 @@
       <w:pPr>
         <w:pStyle w:val="Heading2"/>
         <w:pBdr>
-          <w:bottom w:val="single" w:color="12B84F" w:sz="6"/>
+          <w:bottom w:val="single" w:color="8C8C8C" w:sz="6"/>
         </w:pBdr>
         <w:spacing w:after="130" w:before="320"/>
       </w:pPr>
       <w:r>
         <w:rPr>
-          <w:rFonts w:ascii="Calibri" w:cs="Calibri" w:eastAsia="Calibri" w:hAnsi="Calibri"/>
+          <w:rFonts w:ascii="Georgia" w:cs="Georgia" w:eastAsia="Georgia" w:hAnsi="Georgia"/>
           <w:b/>
           <w:bCs/>
-          <w:color w:val="06302E"/>
+          <w:color w:val="1A1A1A"/>
           <w:sz w:val="23"/>
           <w:szCs w:val="23"/>
         </w:rPr>
@@ -4391,10 +4393,10 @@
       </w:pPr>
       <w:r>
         <w:rPr>
-          <w:rFonts w:ascii="Calibri" w:cs="Calibri" w:eastAsia="Calibri" w:hAnsi="Calibri"/>
+          <w:rFonts w:ascii="Georgia" w:cs="Georgia" w:eastAsia="Georgia" w:hAnsi="Georgia"/>
           <w:b/>
           <w:bCs/>
-          <w:color w:val="06302E"/>
+          <w:color w:val="1A1A1A"/>
           <w:sz w:val="21"/>
           <w:szCs w:val="21"/>
         </w:rPr>
@@ -4402,8 +4404,8 @@
       </w:r>
       <w:r>
         <w:rPr>
-          <w:rFonts w:ascii="Calibri" w:cs="Calibri" w:eastAsia="Calibri" w:hAnsi="Calibri"/>
-          <w:color w:val="1E2E2C"/>
+          <w:rFonts w:ascii="Georgia" w:cs="Georgia" w:eastAsia="Georgia" w:hAnsi="Georgia"/>
+          <w:color w:val="222222"/>
           <w:sz w:val="21"/>
           <w:szCs w:val="21"/>
         </w:rPr>
@@ -4411,10 +4413,10 @@
       </w:r>
       <w:r>
         <w:rPr>
-          <w:rFonts w:ascii="Calibri" w:cs="Calibri" w:eastAsia="Calibri" w:hAnsi="Calibri"/>
+          <w:rFonts w:ascii="Georgia" w:cs="Georgia" w:eastAsia="Georgia" w:hAnsi="Georgia"/>
           <w:b/>
           <w:bCs/>
-          <w:color w:val="1E2E2C"/>
+          <w:color w:val="222222"/>
           <w:sz w:val="21"/>
           <w:szCs w:val="21"/>
         </w:rPr>
@@ -4422,8 +4424,8 @@
       </w:r>
       <w:r>
         <w:rPr>
-          <w:rFonts w:ascii="Calibri" w:cs="Calibri" w:eastAsia="Calibri" w:hAnsi="Calibri"/>
-          <w:color w:val="1E2E2C"/>
+          <w:rFonts w:ascii="Georgia" w:cs="Georgia" w:eastAsia="Georgia" w:hAnsi="Georgia"/>
+          <w:color w:val="222222"/>
           <w:sz w:val="21"/>
           <w:szCs w:val="21"/>
         </w:rPr>
@@ -4437,10 +4439,10 @@
       </w:pPr>
       <w:r>
         <w:rPr>
-          <w:rFonts w:ascii="Calibri" w:cs="Calibri" w:eastAsia="Calibri" w:hAnsi="Calibri"/>
+          <w:rFonts w:ascii="Georgia" w:cs="Georgia" w:eastAsia="Georgia" w:hAnsi="Georgia"/>
           <w:b/>
           <w:bCs/>
-          <w:color w:val="06302E"/>
+          <w:color w:val="1A1A1A"/>
           <w:sz w:val="21"/>
           <w:szCs w:val="21"/>
         </w:rPr>
@@ -4448,10 +4450,10 @@
       </w:r>
       <w:r>
         <w:rPr>
-          <w:rFonts w:ascii="Calibri" w:cs="Calibri" w:eastAsia="Calibri" w:hAnsi="Calibri"/>
+          <w:rFonts w:ascii="Georgia" w:cs="Georgia" w:eastAsia="Georgia" w:hAnsi="Georgia"/>
           <w:b/>
           <w:bCs/>
-          <w:color w:val="1E2E2C"/>
+          <w:color w:val="222222"/>
           <w:sz w:val="21"/>
           <w:szCs w:val="21"/>
         </w:rPr>
@@ -4459,8 +4461,8 @@
       </w:r>
       <w:r>
         <w:rPr>
-          <w:rFonts w:ascii="Calibri" w:cs="Calibri" w:eastAsia="Calibri" w:hAnsi="Calibri"/>
-          <w:color w:val="1E2E2C"/>
+          <w:rFonts w:ascii="Georgia" w:cs="Georgia" w:eastAsia="Georgia" w:hAnsi="Georgia"/>
+          <w:color w:val="222222"/>
           <w:sz w:val="21"/>
           <w:szCs w:val="21"/>
         </w:rPr>
@@ -4474,10 +4476,10 @@
       </w:pPr>
       <w:r>
         <w:rPr>
-          <w:rFonts w:ascii="Calibri" w:cs="Calibri" w:eastAsia="Calibri" w:hAnsi="Calibri"/>
+          <w:rFonts w:ascii="Georgia" w:cs="Georgia" w:eastAsia="Georgia" w:hAnsi="Georgia"/>
           <w:b/>
           <w:bCs/>
-          <w:color w:val="06302E"/>
+          <w:color w:val="1A1A1A"/>
           <w:sz w:val="21"/>
           <w:szCs w:val="21"/>
         </w:rPr>
@@ -4485,8 +4487,8 @@
       </w:r>
       <w:r>
         <w:rPr>
-          <w:rFonts w:ascii="Calibri" w:cs="Calibri" w:eastAsia="Calibri" w:hAnsi="Calibri"/>
-          <w:color w:val="1E2E2C"/>
+          <w:rFonts w:ascii="Georgia" w:cs="Georgia" w:eastAsia="Georgia" w:hAnsi="Georgia"/>
+          <w:color w:val="222222"/>
           <w:sz w:val="21"/>
           <w:szCs w:val="21"/>
         </w:rPr>
@@ -4496,7 +4498,7 @@
     <w:p>
       <w:pPr>
         <w:pBdr>
-          <w:bottom w:val="single" w:color="C9D6D3" w:sz="6"/>
+          <w:bottom w:val="single" w:color="C8C8C8" w:sz="6"/>
         </w:pBdr>
         <w:spacing w:after="200" w:before="200"/>
       </w:pPr>
@@ -4505,16 +4507,16 @@
       <w:pPr>
         <w:pStyle w:val="Heading2"/>
         <w:pBdr>
-          <w:bottom w:val="single" w:color="12B84F" w:sz="6"/>
+          <w:bottom w:val="single" w:color="8C8C8C" w:sz="6"/>
         </w:pBdr>
         <w:spacing w:after="130" w:before="320"/>
       </w:pPr>
       <w:r>
         <w:rPr>
-          <w:rFonts w:ascii="Calibri" w:cs="Calibri" w:eastAsia="Calibri" w:hAnsi="Calibri"/>
+          <w:rFonts w:ascii="Georgia" w:cs="Georgia" w:eastAsia="Georgia" w:hAnsi="Georgia"/>
           <w:b/>
           <w:bCs/>
-          <w:color w:val="06302E"/>
+          <w:color w:val="1A1A1A"/>
           <w:sz w:val="23"/>
           <w:szCs w:val="23"/>
         </w:rPr>
@@ -4528,10 +4530,10 @@
       </w:pPr>
       <w:r>
         <w:rPr>
-          <w:rFonts w:ascii="Calibri" w:cs="Calibri" w:eastAsia="Calibri" w:hAnsi="Calibri"/>
+          <w:rFonts w:ascii="Georgia" w:cs="Georgia" w:eastAsia="Georgia" w:hAnsi="Georgia"/>
           <w:b/>
           <w:bCs/>
-          <w:color w:val="06302E"/>
+          <w:color w:val="1A1A1A"/>
           <w:sz w:val="21"/>
           <w:szCs w:val="21"/>
         </w:rPr>
@@ -4539,8 +4541,8 @@
       </w:r>
       <w:r>
         <w:rPr>
-          <w:rFonts w:ascii="Calibri" w:cs="Calibri" w:eastAsia="Calibri" w:hAnsi="Calibri"/>
-          <w:color w:val="1E2E2C"/>
+          <w:rFonts w:ascii="Georgia" w:cs="Georgia" w:eastAsia="Georgia" w:hAnsi="Georgia"/>
+          <w:color w:val="222222"/>
           <w:sz w:val="21"/>
           <w:szCs w:val="21"/>
         </w:rPr>
@@ -4548,10 +4550,10 @@
       </w:r>
       <w:r>
         <w:rPr>
-          <w:rFonts w:ascii="Calibri" w:cs="Calibri" w:eastAsia="Calibri" w:hAnsi="Calibri"/>
+          <w:rFonts w:ascii="Georgia" w:cs="Georgia" w:eastAsia="Georgia" w:hAnsi="Georgia"/>
           <w:b/>
           <w:bCs/>
-          <w:color w:val="1E2E2C"/>
+          <w:color w:val="222222"/>
           <w:sz w:val="21"/>
           <w:szCs w:val="21"/>
         </w:rPr>
@@ -4559,33 +4561,12 @@
       </w:r>
       <w:r>
         <w:rPr>
-          <w:rFonts w:ascii="Calibri" w:cs="Calibri" w:eastAsia="Calibri" w:hAnsi="Calibri"/>
-          <w:color w:val="1E2E2C"/>
+          <w:rFonts w:ascii="Georgia" w:cs="Georgia" w:eastAsia="Georgia" w:hAnsi="Georgia"/>
+          <w:color w:val="222222"/>
           <w:sz w:val="21"/>
           <w:szCs w:val="21"/>
         </w:rPr>
-        <w:t xml:space="preserve"> or </w:t>
-      </w:r>
-      <w:r>
-        <w:rPr>
-          <w:rFonts w:ascii="Calibri" w:cs="Calibri" w:eastAsia="Calibri" w:hAnsi="Calibri"/>
-          <w:b/>
-          <w:bCs/>
-          <w:color w:val="1E2E2C"/>
-          <w:sz w:val="21"/>
-          <w:szCs w:val="21"/>
-          <w:shd w:fill="FFF4D6" w:val="clear"/>
-        </w:rPr>
-        <w:t xml:space="preserve">[EMAIL ADDRESS]</w:t>
-      </w:r>
-      <w:r>
-        <w:rPr>
-          <w:rFonts w:ascii="Calibri" w:cs="Calibri" w:eastAsia="Calibri" w:hAnsi="Calibri"/>
-          <w:color w:val="1E2E2C"/>
-          <w:sz w:val="21"/>
-          <w:szCs w:val="21"/>
-        </w:rPr>
-        <w:t xml:space="preserve">.</w:t>
+        <w:t xml:space="preserve"> or erastusmatheus3@gmail.com.</w:t>
       </w:r>
     </w:p>
     <w:p>
@@ -4595,10 +4576,10 @@
       </w:pPr>
       <w:r>
         <w:rPr>
-          <w:rFonts w:ascii="Calibri" w:cs="Calibri" w:eastAsia="Calibri" w:hAnsi="Calibri"/>
+          <w:rFonts w:ascii="Georgia" w:cs="Georgia" w:eastAsia="Georgia" w:hAnsi="Georgia"/>
           <w:b/>
           <w:bCs/>
-          <w:color w:val="06302E"/>
+          <w:color w:val="1A1A1A"/>
           <w:sz w:val="21"/>
           <w:szCs w:val="21"/>
         </w:rPr>
@@ -4606,33 +4587,12 @@
       </w:r>
       <w:r>
         <w:rPr>
-          <w:rFonts w:ascii="Calibri" w:cs="Calibri" w:eastAsia="Calibri" w:hAnsi="Calibri"/>
-          <w:color w:val="1E2E2C"/>
+          <w:rFonts w:ascii="Georgia" w:cs="Georgia" w:eastAsia="Georgia" w:hAnsi="Georgia"/>
+          <w:color w:val="222222"/>
           <w:sz w:val="21"/>
           <w:szCs w:val="21"/>
         </w:rPr>
-        <w:t xml:space="preserve">Then our principal officer: </w:t>
-      </w:r>
-      <w:r>
-        <w:rPr>
-          <w:rFonts w:ascii="Calibri" w:cs="Calibri" w:eastAsia="Calibri" w:hAnsi="Calibri"/>
-          <w:b/>
-          <w:bCs/>
-          <w:color w:val="1E2E2C"/>
-          <w:sz w:val="21"/>
-          <w:szCs w:val="21"/>
-          <w:shd w:fill="FFF4D6" w:val="clear"/>
-        </w:rPr>
-        <w:t xml:space="preserve">[PRINCIPAL OFFICER FULL NAME]</w:t>
-      </w:r>
-      <w:r>
-        <w:rPr>
-          <w:rFonts w:ascii="Calibri" w:cs="Calibri" w:eastAsia="Calibri" w:hAnsi="Calibri"/>
-          <w:color w:val="1E2E2C"/>
-          <w:sz w:val="21"/>
-          <w:szCs w:val="21"/>
-        </w:rPr>
-        <w:t xml:space="preserve">.</w:t>
+        <w:t xml:space="preserve">Then our principal officer: Erastus Taapopi Matheus.</w:t>
       </w:r>
     </w:p>
     <w:p>
@@ -4642,10 +4602,10 @@
       </w:pPr>
       <w:r>
         <w:rPr>
-          <w:rFonts w:ascii="Calibri" w:cs="Calibri" w:eastAsia="Calibri" w:hAnsi="Calibri"/>
+          <w:rFonts w:ascii="Georgia" w:cs="Georgia" w:eastAsia="Georgia" w:hAnsi="Georgia"/>
           <w:b/>
           <w:bCs/>
-          <w:color w:val="06302E"/>
+          <w:color w:val="1A1A1A"/>
           <w:sz w:val="21"/>
           <w:szCs w:val="21"/>
         </w:rPr>
@@ -4653,19 +4613,19 @@
       </w:r>
       <w:r>
         <w:rPr>
-          <w:rFonts w:ascii="Calibri" w:cs="Calibri" w:eastAsia="Calibri" w:hAnsi="Calibri"/>
-          <w:color w:val="1E2E2C"/>
+          <w:rFonts w:ascii="Georgia" w:cs="Georgia" w:eastAsia="Georgia" w:hAnsi="Georgia"/>
+          <w:color w:val="222222"/>
           <w:sz w:val="21"/>
           <w:szCs w:val="21"/>
         </w:rPr>
-        <w:t xml:space="preserve">Then NAMFISA, who regulate us — 51-55 Werner List Street, Gutenberg Plaza, Windhoek; P O Box 21250, Windhoek; toll-free </w:t>
-      </w:r>
-      <w:r>
-        <w:rPr>
-          <w:rFonts w:ascii="Calibri" w:cs="Calibri" w:eastAsia="Calibri" w:hAnsi="Calibri"/>
+        <w:t xml:space="preserve">Then NAMFISA, the microlending regulator in Namibia — 51-55 Werner List Street, Gutenberg Plaza, Windhoek; P O Box 21250, Windhoek; toll-free </w:t>
+      </w:r>
+      <w:r>
+        <w:rPr>
+          <w:rFonts w:ascii="Georgia" w:cs="Georgia" w:eastAsia="Georgia" w:hAnsi="Georgia"/>
           <w:b/>
           <w:bCs/>
-          <w:color w:val="1E2E2C"/>
+          <w:color w:val="222222"/>
           <w:sz w:val="21"/>
           <w:szCs w:val="21"/>
         </w:rPr>
@@ -4673,8 +4633,8 @@
       </w:r>
       <w:r>
         <w:rPr>
-          <w:rFonts w:ascii="Calibri" w:cs="Calibri" w:eastAsia="Calibri" w:hAnsi="Calibri"/>
-          <w:color w:val="1E2E2C"/>
+          <w:rFonts w:ascii="Georgia" w:cs="Georgia" w:eastAsia="Georgia" w:hAnsi="Georgia"/>
+          <w:color w:val="222222"/>
           <w:sz w:val="21"/>
           <w:szCs w:val="21"/>
         </w:rPr>
@@ -4682,10 +4642,10 @@
       </w:r>
       <w:r>
         <w:rPr>
-          <w:rFonts w:ascii="Calibri" w:cs="Calibri" w:eastAsia="Calibri" w:hAnsi="Calibri"/>
+          <w:rFonts w:ascii="Georgia" w:cs="Georgia" w:eastAsia="Georgia" w:hAnsi="Georgia"/>
           <w:b/>
           <w:bCs/>
-          <w:color w:val="1E2E2C"/>
+          <w:color w:val="222222"/>
           <w:sz w:val="21"/>
           <w:szCs w:val="21"/>
         </w:rPr>
@@ -4693,8 +4653,8 @@
       </w:r>
       <w:r>
         <w:rPr>
-          <w:rFonts w:ascii="Calibri" w:cs="Calibri" w:eastAsia="Calibri" w:hAnsi="Calibri"/>
-          <w:color w:val="1E2E2C"/>
+          <w:rFonts w:ascii="Georgia" w:cs="Georgia" w:eastAsia="Georgia" w:hAnsi="Georgia"/>
+          <w:color w:val="222222"/>
           <w:sz w:val="21"/>
           <w:szCs w:val="21"/>
         </w:rPr>
@@ -4704,7 +4664,7 @@
     <w:p>
       <w:pPr>
         <w:pBdr>
-          <w:bottom w:val="single" w:color="C9D6D3" w:sz="6"/>
+          <w:bottom w:val="single" w:color="C8C8C8" w:sz="6"/>
         </w:pBdr>
         <w:spacing w:after="200" w:before="200"/>
       </w:pPr>
@@ -4715,8 +4675,8 @@
       </w:pPr>
       <w:r>
         <w:rPr>
-          <w:rFonts w:ascii="Calibri" w:cs="Calibri" w:eastAsia="Calibri" w:hAnsi="Calibri"/>
-          <w:color w:val="1E2E2C"/>
+          <w:rFonts w:ascii="Georgia" w:cs="Georgia" w:eastAsia="Georgia" w:hAnsi="Georgia"/>
+          <w:color w:val="222222"/>
           <w:sz w:val="21"/>
           <w:szCs w:val="21"/>
         </w:rPr>
@@ -4729,8 +4689,8 @@
       </w:pPr>
       <w:r>
         <w:rPr>
-          <w:rFonts w:ascii="Calibri" w:cs="Calibri" w:eastAsia="Calibri" w:hAnsi="Calibri"/>
-          <w:color w:val="1E2E2C"/>
+          <w:rFonts w:ascii="Georgia" w:cs="Georgia" w:eastAsia="Georgia" w:hAnsi="Georgia"/>
+          <w:color w:val="222222"/>
           <w:sz w:val="21"/>
           <w:szCs w:val="21"/>
         </w:rPr>
@@ -4741,12 +4701,12 @@
       <w:tblPr>
         <w:tblW w:type="dxa" w:w="9458"/>
         <w:tblBorders>
-          <w:top w:val="single" w:color="C9D6D3" w:sz="2"/>
-          <w:left w:val="single" w:color="C9D6D3" w:sz="2"/>
-          <w:bottom w:val="single" w:color="C9D6D3" w:sz="2"/>
-          <w:right w:val="single" w:color="C9D6D3" w:sz="2"/>
-          <w:insideH w:val="single" w:color="C9D6D3" w:sz="2"/>
-          <w:insideV w:val="single" w:color="C9D6D3" w:sz="2"/>
+          <w:top w:val="single" w:color="C8C8C8" w:sz="2"/>
+          <w:left w:val="single" w:color="C8C8C8" w:sz="2"/>
+          <w:bottom w:val="single" w:color="C8C8C8" w:sz="2"/>
+          <w:right w:val="single" w:color="C8C8C8" w:sz="2"/>
+          <w:insideH w:val="single" w:color="C8C8C8" w:sz="2"/>
+          <w:insideV w:val="single" w:color="C8C8C8" w:sz="2"/>
         </w:tblBorders>
       </w:tblPr>
       <w:tblGrid>
@@ -4773,8 +4733,8 @@
             </w:pPr>
             <w:r>
               <w:rPr>
-                <w:rFonts w:ascii="Calibri" w:cs="Calibri" w:eastAsia="Calibri" w:hAnsi="Calibri"/>
-                <w:color w:val="1E2E2C"/>
+                <w:rFonts w:ascii="Georgia" w:cs="Georgia" w:eastAsia="Georgia" w:hAnsi="Georgia"/>
+                <w:color w:val="222222"/>
                 <w:sz w:val="20"/>
                 <w:szCs w:val="20"/>
               </w:rPr>
@@ -4798,8 +4758,8 @@
             </w:pPr>
             <w:r>
               <w:rPr>
-                <w:rFonts w:ascii="Calibri" w:cs="Calibri" w:eastAsia="Calibri" w:hAnsi="Calibri"/>
-                <w:color w:val="1E2E2C"/>
+                <w:rFonts w:ascii="Georgia" w:cs="Georgia" w:eastAsia="Georgia" w:hAnsi="Georgia"/>
+                <w:color w:val="222222"/>
                 <w:sz w:val="20"/>
                 <w:szCs w:val="20"/>
               </w:rPr>
@@ -4828,8 +4788,8 @@
             </w:pPr>
             <w:r>
               <w:rPr>
-                <w:rFonts w:ascii="Calibri" w:cs="Calibri" w:eastAsia="Calibri" w:hAnsi="Calibri"/>
-                <w:color w:val="1E2E2C"/>
+                <w:rFonts w:ascii="Georgia" w:cs="Georgia" w:eastAsia="Georgia" w:hAnsi="Georgia"/>
+                <w:color w:val="222222"/>
                 <w:sz w:val="20"/>
                 <w:szCs w:val="20"/>
               </w:rPr>
@@ -4853,11 +4813,11 @@
             </w:pPr>
             <w:r>
               <w:rPr>
-                <w:rFonts w:ascii="Calibri" w:cs="Calibri" w:eastAsia="Calibri" w:hAnsi="Calibri"/>
-                <w:color w:val="1E2E2C"/>
-                <w:sz w:val="20"/>
-                <w:szCs w:val="20"/>
-                <w:shd w:fill="FFF4D6" w:val="clear"/>
+                <w:rFonts w:ascii="Georgia" w:cs="Georgia" w:eastAsia="Georgia" w:hAnsi="Georgia"/>
+                <w:color w:val="222222"/>
+                <w:sz w:val="20"/>
+                <w:szCs w:val="20"/>
+                <w:shd w:fill="ECECEC" w:val="clear"/>
               </w:rPr>
               <w:t xml:space="preserve">[BORROWER FULL NAMES]</w:t>
             </w:r>
@@ -4884,8 +4844,8 @@
             </w:pPr>
             <w:r>
               <w:rPr>
-                <w:rFonts w:ascii="Calibri" w:cs="Calibri" w:eastAsia="Calibri" w:hAnsi="Calibri"/>
-                <w:color w:val="1E2E2C"/>
+                <w:rFonts w:ascii="Georgia" w:cs="Georgia" w:eastAsia="Georgia" w:hAnsi="Georgia"/>
+                <w:color w:val="222222"/>
                 <w:sz w:val="20"/>
                 <w:szCs w:val="20"/>
               </w:rPr>
@@ -4906,12 +4866,11 @@
           <w:p>
             <w:pPr>
               <w:spacing w:after="0" w:line="250"/>
-              <w:jc w:val="right"/>
-            </w:pPr>
-            <w:r>
-              <w:rPr>
-                <w:rFonts w:ascii="Calibri" w:cs="Calibri" w:eastAsia="Calibri" w:hAnsi="Calibri"/>
-                <w:color w:val="1E2E2C"/>
+            </w:pPr>
+            <w:r>
+              <w:rPr>
+                <w:rFonts w:ascii="Georgia" w:cs="Georgia" w:eastAsia="Georgia" w:hAnsi="Georgia"/>
+                <w:color w:val="222222"/>
                 <w:sz w:val="20"/>
                 <w:szCs w:val="20"/>
               </w:rPr>
@@ -4940,8 +4899,8 @@
             </w:pPr>
             <w:r>
               <w:rPr>
-                <w:rFonts w:ascii="Calibri" w:cs="Calibri" w:eastAsia="Calibri" w:hAnsi="Calibri"/>
-                <w:color w:val="1E2E2C"/>
+                <w:rFonts w:ascii="Georgia" w:cs="Georgia" w:eastAsia="Georgia" w:hAnsi="Georgia"/>
+                <w:color w:val="222222"/>
                 <w:sz w:val="20"/>
                 <w:szCs w:val="20"/>
               </w:rPr>
@@ -4962,12 +4921,11 @@
           <w:p>
             <w:pPr>
               <w:spacing w:after="0" w:line="250"/>
-              <w:jc w:val="right"/>
-            </w:pPr>
-            <w:r>
-              <w:rPr>
-                <w:rFonts w:ascii="Calibri" w:cs="Calibri" w:eastAsia="Calibri" w:hAnsi="Calibri"/>
-                <w:color w:val="1E2E2C"/>
+            </w:pPr>
+            <w:r>
+              <w:rPr>
+                <w:rFonts w:ascii="Georgia" w:cs="Georgia" w:eastAsia="Georgia" w:hAnsi="Georgia"/>
+                <w:color w:val="222222"/>
                 <w:sz w:val="20"/>
                 <w:szCs w:val="20"/>
               </w:rPr>
@@ -4996,8 +4954,8 @@
             </w:pPr>
             <w:r>
               <w:rPr>
-                <w:rFonts w:ascii="Calibri" w:cs="Calibri" w:eastAsia="Calibri" w:hAnsi="Calibri"/>
-                <w:color w:val="1E2E2C"/>
+                <w:rFonts w:ascii="Georgia" w:cs="Georgia" w:eastAsia="Georgia" w:hAnsi="Georgia"/>
+                <w:color w:val="222222"/>
                 <w:sz w:val="20"/>
                 <w:szCs w:val="20"/>
               </w:rPr>
@@ -5018,12 +4976,11 @@
           <w:p>
             <w:pPr>
               <w:spacing w:after="0" w:line="250"/>
-              <w:jc w:val="right"/>
-            </w:pPr>
-            <w:r>
-              <w:rPr>
-                <w:rFonts w:ascii="Calibri" w:cs="Calibri" w:eastAsia="Calibri" w:hAnsi="Calibri"/>
-                <w:color w:val="1E2E2C"/>
+            </w:pPr>
+            <w:r>
+              <w:rPr>
+                <w:rFonts w:ascii="Georgia" w:cs="Georgia" w:eastAsia="Georgia" w:hAnsi="Georgia"/>
+                <w:color w:val="222222"/>
                 <w:sz w:val="20"/>
                 <w:szCs w:val="20"/>
               </w:rPr>
@@ -5096,7 +5053,7 @@
   <w:p>
     <w:pPr>
       <w:pBdr>
-        <w:top w:val="single" w:color="C9D6D3" w:sz="4"/>
+        <w:top w:val="single" w:color="C8C8C8" w:sz="4"/>
       </w:pBdr>
       <w:tabs>
         <w:tab w:val="right" w:pos="9026"/>
@@ -5105,8 +5062,8 @@
     </w:pPr>
     <w:r>
       <w:rPr>
-        <w:rFonts w:ascii="Calibri" w:cs="Calibri" w:eastAsia="Calibri" w:hAnsi="Calibri"/>
-        <w:color w:val="5A6B69"/>
+        <w:rFonts w:ascii="Georgia" w:cs="Georgia" w:eastAsia="Georgia" w:hAnsi="Georgia"/>
+        <w:color w:val="666666"/>
         <w:sz w:val="15"/>
         <w:szCs w:val="15"/>
       </w:rPr>
@@ -5121,8 +5078,8 @@
     </w:r>
     <w:r>
       <w:rPr>
-        <w:rFonts w:ascii="Calibri" w:cs="Calibri" w:eastAsia="Calibri" w:hAnsi="Calibri"/>
-        <w:color w:val="5A6B69"/>
+        <w:rFonts w:ascii="Georgia" w:cs="Georgia" w:eastAsia="Georgia" w:hAnsi="Georgia"/>
+        <w:color w:val="666666"/>
         <w:sz w:val="15"/>
         <w:szCs w:val="15"/>
       </w:rPr>
@@ -5130,8 +5087,8 @@
     </w:r>
     <w:r>
       <w:rPr>
-        <w:rFonts w:ascii="Calibri" w:cs="Calibri" w:eastAsia="Calibri" w:hAnsi="Calibri"/>
-        <w:color w:val="5A6B69"/>
+        <w:rFonts w:ascii="Georgia" w:cs="Georgia" w:eastAsia="Georgia" w:hAnsi="Georgia"/>
+        <w:color w:val="666666"/>
         <w:sz w:val="15"/>
         <w:szCs w:val="15"/>
       </w:rPr>
@@ -5142,8 +5099,8 @@
     </w:r>
     <w:r>
       <w:rPr>
-        <w:rFonts w:ascii="Calibri" w:cs="Calibri" w:eastAsia="Calibri" w:hAnsi="Calibri"/>
-        <w:color w:val="5A6B69"/>
+        <w:rFonts w:ascii="Georgia" w:cs="Georgia" w:eastAsia="Georgia" w:hAnsi="Georgia"/>
+        <w:color w:val="666666"/>
         <w:sz w:val="15"/>
         <w:szCs w:val="15"/>
       </w:rPr>
@@ -5151,8 +5108,8 @@
     </w:r>
     <w:r>
       <w:rPr>
-        <w:rFonts w:ascii="Calibri" w:cs="Calibri" w:eastAsia="Calibri" w:hAnsi="Calibri"/>
-        <w:color w:val="5A6B69"/>
+        <w:rFonts w:ascii="Georgia" w:cs="Georgia" w:eastAsia="Georgia" w:hAnsi="Georgia"/>
+        <w:color w:val="666666"/>
         <w:sz w:val="15"/>
         <w:szCs w:val="15"/>
       </w:rPr>
@@ -5251,14 +5208,14 @@
   </w:p>
   <w:p>
     <w:pPr>
-      <w:spacing w:after="20"/>
+      <w:spacing w:after="14"/>
     </w:pPr>
     <w:r>
       <w:rPr>
-        <w:rFonts w:ascii="Calibri" w:cs="Calibri" w:eastAsia="Calibri" w:hAnsi="Calibri"/>
+        <w:rFonts w:ascii="Georgia" w:cs="Georgia" w:eastAsia="Georgia" w:hAnsi="Georgia"/>
         <w:b/>
         <w:bCs/>
-        <w:color w:val="06302E"/>
+        <w:color w:val="1A1A1A"/>
         <w:sz w:val="16"/>
         <w:szCs w:val="16"/>
       </w:rPr>
@@ -5266,29 +5223,43 @@
     </w:r>
     <w:r>
       <w:rPr>
-        <w:rFonts w:ascii="Calibri" w:cs="Calibri" w:eastAsia="Calibri" w:hAnsi="Calibri"/>
-        <w:color w:val="5A6B69"/>
+        <w:rFonts w:ascii="Georgia" w:cs="Georgia" w:eastAsia="Georgia" w:hAnsi="Georgia"/>
+        <w:color w:val="666666"/>
         <w:sz w:val="16"/>
         <w:szCs w:val="16"/>
       </w:rPr>
-      <w:t xml:space="preserve">   ·   Reg. No. CC/2026/01904   ·   NAMFISA Reg. No. [NAMFISA REGISTRATION NUMBER]</w:t>
+      <w:t xml:space="preserve">   ·   Reg. No. CC/2026/01904</w:t>
+    </w:r>
+  </w:p>
+  <w:p>
+    <w:pPr>
+      <w:spacing w:after="14"/>
+    </w:pPr>
+    <w:r>
+      <w:rPr>
+        <w:rFonts w:ascii="Georgia" w:cs="Georgia" w:eastAsia="Georgia" w:hAnsi="Georgia"/>
+        <w:color w:val="666666"/>
+        <w:sz w:val="15"/>
+        <w:szCs w:val="15"/>
+      </w:rPr>
+      <w:t xml:space="preserve">Cell +264 81 281 9840   ·   WhatsApp +264 81 264 6222</w:t>
     </w:r>
   </w:p>
   <w:p>
     <w:pPr>
       <w:pBdr>
-        <w:bottom w:val="single" w:color="12B84F" w:sz="8"/>
+        <w:bottom w:val="single" w:color="8C8C8C" w:sz="8"/>
       </w:pBdr>
       <w:spacing w:after="90"/>
     </w:pPr>
     <w:r>
       <w:rPr>
-        <w:rFonts w:ascii="Calibri" w:cs="Calibri" w:eastAsia="Calibri" w:hAnsi="Calibri"/>
-        <w:color w:val="5A6B69"/>
-        <w:sz w:val="16"/>
-        <w:szCs w:val="16"/>
+        <w:rFonts w:ascii="Georgia" w:cs="Georgia" w:eastAsia="Georgia" w:hAnsi="Georgia"/>
+        <w:color w:val="666666"/>
+        <w:sz w:val="15"/>
+        <w:szCs w:val="15"/>
       </w:rPr>
-      <w:t xml:space="preserve">[PHYSICAL ADDRESS]   ·   Tel / WhatsApp +264 81 264 6222   ·   [EMAIL ADDRESS]</w:t>
+      <w:t xml:space="preserve">3403 Danger Ashipala Street, Swakopmund, Namibia   ·   P.O. Box 197, Swakopmund   ·   erastusmatheus3@gmail.com</w:t>
     </w:r>
   </w:p>
 </w:hdr>
